--- a/data/chapters/chapter-2.docx
+++ b/data/chapters/chapter-2.docx
@@ -1,27 +1,26 @@
 
 <file path=word/document.xml><?xml version="1.0" encoding="utf-8"?>
-<w:document xmlns:mc="http://schemas.openxmlformats.org/markup-compatibility/2006" xmlns:o="urn:schemas-microsoft-com:office:office" xmlns:r="http://schemas.openxmlformats.org/officeDocument/2006/relationships" xmlns:m="http://schemas.openxmlformats.org/officeDocument/2006/math" xmlns:v="urn:schemas-microsoft-com:vml" xmlns:wp="http://schemas.openxmlformats.org/drawingml/2006/wordprocessingDrawing" xmlns:w10="urn:schemas-microsoft-com:office:word" xmlns:w="http://schemas.openxmlformats.org/wordprocessingml/2006/main" xmlns:wne="http://schemas.microsoft.com/office/word/2006/wordml" xmlns:sl="http://schemas.openxmlformats.org/schemaLibrary/2006/main" xmlns:a="http://schemas.openxmlformats.org/drawingml/2006/main" xmlns:pic="http://schemas.openxmlformats.org/drawingml/2006/picture" xmlns:c="http://schemas.openxmlformats.org/drawingml/2006/chart" xmlns:lc="http://schemas.openxmlformats.org/drawingml/2006/lockedCanvas" xmlns:dgm="http://schemas.openxmlformats.org/drawingml/2006/diagram" xmlns:wps="http://schemas.microsoft.com/office/word/2010/wordprocessingShape" xmlns:wpg="http://schemas.microsoft.com/office/word/2010/wordprocessingGroup" xmlns:w14="http://schemas.microsoft.com/office/word/2010/wordml" xmlns:w15="http://schemas.microsoft.com/office/word/2012/wordml" xmlns:w16="http://schemas.microsoft.com/office/word/2018/wordml" xmlns:w16cex="http://schemas.microsoft.com/office/word/2018/wordml/cex" xmlns:w16cid="http://schemas.microsoft.com/office/word/2016/wordml/cid" xmlns="http://schemas.microsoft.com/office/tasks/2019/documenttasks" xmlns:cr="http://schemas.microsoft.com/office/comments/2020/reactions">
+<w:document xmlns:wpc="http://schemas.microsoft.com/office/word/2010/wordprocessingCanvas" xmlns:cx="http://schemas.microsoft.com/office/drawing/2014/chartex" xmlns:cx1="http://schemas.microsoft.com/office/drawing/2015/9/8/chartex" xmlns:cx2="http://schemas.microsoft.com/office/drawing/2015/10/21/chartex" xmlns:cx3="http://schemas.microsoft.com/office/drawing/2016/5/9/chartex" xmlns:cx4="http://schemas.microsoft.com/office/drawing/2016/5/10/chartex" xmlns:cx5="http://schemas.microsoft.com/office/drawing/2016/5/11/chartex" xmlns:cx6="http://schemas.microsoft.com/office/drawing/2016/5/12/chartex" xmlns:cx7="http://schemas.microsoft.com/office/drawing/2016/5/13/chartex" xmlns:cx8="http://schemas.microsoft.com/office/drawing/2016/5/14/chartex" xmlns:mc="http://schemas.openxmlformats.org/markup-compatibility/2006" xmlns:aink="http://schemas.microsoft.com/office/drawing/2016/ink" xmlns:am3d="http://schemas.microsoft.com/office/drawing/2017/model3d" xmlns:o="urn:schemas-microsoft-com:office:office" xmlns:oel="http://schemas.microsoft.com/office/2019/extlst" xmlns:r="http://schemas.openxmlformats.org/officeDocument/2006/relationships" xmlns:m="http://schemas.openxmlformats.org/officeDocument/2006/math" xmlns:v="urn:schemas-microsoft-com:vml" xmlns:wp14="http://schemas.microsoft.com/office/word/2010/wordprocessingDrawing" xmlns:wp="http://schemas.openxmlformats.org/drawingml/2006/wordprocessingDrawing" xmlns:w10="urn:schemas-microsoft-com:office:word" xmlns:w="http://schemas.openxmlformats.org/wordprocessingml/2006/main" xmlns:w14="http://schemas.microsoft.com/office/word/2010/wordml" xmlns:w15="http://schemas.microsoft.com/office/word/2012/wordml" xmlns:w16cei="http://schemas.microsoft.com/office/word/2026/wordml/cei" xmlns:w16cex="http://schemas.microsoft.com/office/word/2018/wordml/cex" xmlns:w16cid="http://schemas.microsoft.com/office/word/2016/wordml/cid" xmlns:w16="http://schemas.microsoft.com/office/word/2018/wordml" xmlns:w16du="http://schemas.microsoft.com/office/word/2023/wordml/word16du" xmlns:w16sdtdh="http://schemas.microsoft.com/office/word/2020/wordml/sdtdatahash" xmlns:w16sdtfl="http://schemas.microsoft.com/office/word/2024/wordml/sdtformatlock" xmlns:w16se="http://schemas.microsoft.com/office/word/2015/wordml/symex" xmlns:wpg="http://schemas.microsoft.com/office/word/2010/wordprocessingGroup" xmlns:wpi="http://schemas.microsoft.com/office/word/2010/wordprocessingInk" xmlns:wne="http://schemas.microsoft.com/office/word/2006/wordml" xmlns:wps="http://schemas.microsoft.com/office/word/2010/wordprocessingShape" mc:Ignorable="w14 w15 w16se w16cid w16 w16cex w16sdtdh w16sdtfl w16du wp14">
   <w:body>
     <w:p>
       <w:pPr>
         <w:spacing w:after="400" w:line="360" w:lineRule="auto"/>
         <w:jc w:val="center"/>
         <w:rPr>
-          <w:b w:val="1"/>
-          <w:bCs w:val="1"/>
-          <w:sz w:val="22"/>
-          <w:szCs w:val="22"/>
-        </w:rPr>
-      </w:pPr>
-      <w:r>
-        <w:rPr>
-          <w:b w:val="1"/>
-          <w:bCs w:val="1"/>
-          <w:sz w:val="22"/>
-          <w:szCs w:val="22"/>
-          <w:rtl w:val="0"/>
-        </w:rPr>
-        <w:t xml:space="preserve">METHODS</w:t>
+          <w:b/>
+          <w:bCs/>
+          <w:sz w:val="22"/>
+          <w:szCs w:val="22"/>
+        </w:rPr>
+      </w:pPr>
+      <w:r>
+        <w:rPr>
+          <w:b/>
+          <w:bCs/>
+          <w:sz w:val="22"/>
+          <w:szCs w:val="22"/>
+        </w:rPr>
+        <w:t>METHODS</w:t>
       </w:r>
     </w:p>
     <w:p>
@@ -34,18 +33,12 @@
       </w:pPr>
       <w:r>
         <w:rPr>
-          <w:b w:val="1"/>
-          <w:bCs w:val="1"/>
-          <w:sz w:val="22"/>
-          <w:szCs w:val="22"/>
-          <w:rtl w:val="0"/>
-        </w:rPr>
-        <w:t xml:space="preserve">Research Design</w:t>
-      </w:r>
-      <w:r>
-        <w:rPr>
-          <w:rtl w:val="0"/>
-        </w:rPr>
+          <w:b/>
+          <w:bCs/>
+          <w:sz w:val="22"/>
+          <w:szCs w:val="22"/>
+        </w:rPr>
+        <w:t>Research Design</w:t>
       </w:r>
     </w:p>
     <w:p>
@@ -62,9 +55,24 @@
         <w:rPr>
           <w:sz w:val="22"/>
           <w:szCs w:val="22"/>
-          <w:rtl w:val="0"/>
-        </w:rPr>
-        <w:t xml:space="preserve">This study will employ a quantitative research design because it enables the researchers to collect numerical data from a sufficiently large population and perform statistical analyses that reveal patterns and relationships among variables. This approach is appropriate because it allows the researchers to examine the relationship between the utilization of ChatGPT and QuillBot among Grade 12 students and their academic performance. Quantitative research also helps reduce the influence of bias through systematic data collection and analysis, enabling the researchers to accurately interpret the data and produce valid and reliable findings (Alford &amp; Teater, 2025).</w:t>
+        </w:rPr>
+        <w:t xml:space="preserve">This study will employ a quantitative research design because it enables the researchers to collect numerical data from a sufficiently large population and perform statistical analyses that reveal patterns and relationships among variables. This approach is appropriate because it allows the researchers to examine the relationship between the utilization of ChatGPT and </w:t>
+      </w:r>
+      <w:proofErr w:type="spellStart"/>
+      <w:r>
+        <w:rPr>
+          <w:sz w:val="22"/>
+          <w:szCs w:val="22"/>
+        </w:rPr>
+        <w:t>QuillBot</w:t>
+      </w:r>
+      <w:proofErr w:type="spellEnd"/>
+      <w:r>
+        <w:rPr>
+          <w:sz w:val="22"/>
+          <w:szCs w:val="22"/>
+        </w:rPr>
+        <w:t xml:space="preserve"> among Grade 12 students and their academic performance. Quantitative research also helps reduce the influence of bias through systematic data collection and analysis, enabling the researchers to accurately interpret the data and produce valid and reliable findings (Alford &amp; Teater, 2025).</w:t>
       </w:r>
     </w:p>
     <w:p>
@@ -81,85 +89,182 @@
         <w:rPr>
           <w:sz w:val="22"/>
           <w:szCs w:val="22"/>
-          <w:rtl w:val="0"/>
-        </w:rPr>
-        <w:t xml:space="preserve">Specifically, the study will employ a non-experimental correlational research design to examine the relationship between the utilization of ChatGPT and QuillBot among Grade 12 students and their academic performance. According to Sreekumar (2026), correlational research allows researchers to examine the relationship between two or more variables without manipulating or controlling them. Guided by this design, the researchers will gather data on students' utilization of ChatGPT and QuillBot, the independent variable, and their academic performance, the dependent variable, and will then analyze the data collected to determine whether a statistically significant relationship exists between the two, consistent with the hypotheses stated in Chapter 1. Furthermore, this design is suitable because it allows the researchers to examine the relationship between the utilization of ChatGPT and QuillBot and students' academic performance under natural conditions, without manipulating or controlling either variable.</w:t>
-      </w:r>
-    </w:p>
-    <w:p>
-      <w:pPr>
-        <w:spacing w:after="200" w:before="200" w:line="360" w:lineRule="auto"/>
-        <w:jc w:val="both"/>
-        <w:rPr>
-          <w:sz w:val="22"/>
-          <w:szCs w:val="22"/>
-        </w:rPr>
-      </w:pPr>
-      <w:r>
-        <w:rPr>
-          <w:b w:val="1"/>
-          <w:bCs w:val="1"/>
-          <w:sz w:val="22"/>
-          <w:szCs w:val="22"/>
-          <w:rtl w:val="0"/>
-        </w:rPr>
-        <w:t xml:space="preserve">Respondents/Participants</w:t>
-      </w:r>
-      <w:r>
-        <w:rPr>
-          <w:rtl w:val="0"/>
-        </w:rPr>
-      </w:r>
-    </w:p>
-    <w:p>
-      <w:pPr>
-        <w:spacing w:after="200" w:before="200" w:line="360" w:lineRule="auto"/>
+        </w:rPr>
+        <w:t xml:space="preserve">Specifically, the study will employ a non-experimental correlational research design to examine the relationship between the utilization of ChatGPT and </w:t>
+      </w:r>
+      <w:proofErr w:type="spellStart"/>
+      <w:r>
+        <w:rPr>
+          <w:sz w:val="22"/>
+          <w:szCs w:val="22"/>
+        </w:rPr>
+        <w:t>QuillBot</w:t>
+      </w:r>
+      <w:proofErr w:type="spellEnd"/>
+      <w:r>
+        <w:rPr>
+          <w:sz w:val="22"/>
+          <w:szCs w:val="22"/>
+        </w:rPr>
+        <w:t xml:space="preserve"> among Grade 12 students and their academic performance. According to Sreekumar (2026), correlational research allows researchers to examine the relationship between two or more variables without manipulating or controlling them. Guided by this design, the researchers will gather data on students' utilization of ChatGPT and </w:t>
+      </w:r>
+      <w:proofErr w:type="spellStart"/>
+      <w:r>
+        <w:rPr>
+          <w:sz w:val="22"/>
+          <w:szCs w:val="22"/>
+        </w:rPr>
+        <w:t>QuillBot</w:t>
+      </w:r>
+      <w:proofErr w:type="spellEnd"/>
+      <w:r>
+        <w:rPr>
+          <w:sz w:val="22"/>
+          <w:szCs w:val="22"/>
+        </w:rPr>
+        <w:t xml:space="preserve">, the independent variable, and their academic performance, the dependent variable, and will then analyze the data collected to determine whether a statistically significant relationship exists between the two, consistent with the hypotheses stated in Chapter 1. Furthermore, this design is suitable because it allows the researchers to examine the relationship between the utilization of ChatGPT and </w:t>
+      </w:r>
+      <w:proofErr w:type="spellStart"/>
+      <w:r>
+        <w:rPr>
+          <w:sz w:val="22"/>
+          <w:szCs w:val="22"/>
+        </w:rPr>
+        <w:t>QuillBot</w:t>
+      </w:r>
+      <w:proofErr w:type="spellEnd"/>
+      <w:r>
+        <w:rPr>
+          <w:sz w:val="22"/>
+          <w:szCs w:val="22"/>
+        </w:rPr>
+        <w:t xml:space="preserve"> and students' academic performance under natural conditions, without manipulating or controlling either variable.</w:t>
+      </w:r>
+    </w:p>
+    <w:p>
+      <w:pPr>
+        <w:spacing w:before="200" w:after="200" w:line="360" w:lineRule="auto"/>
+        <w:jc w:val="both"/>
+        <w:rPr>
+          <w:sz w:val="22"/>
+          <w:szCs w:val="22"/>
+        </w:rPr>
+      </w:pPr>
+      <w:r>
+        <w:rPr>
+          <w:b/>
+          <w:bCs/>
+          <w:sz w:val="22"/>
+          <w:szCs w:val="22"/>
+        </w:rPr>
+        <w:t>Respondents/Participants</w:t>
+      </w:r>
+    </w:p>
+    <w:p>
+      <w:pPr>
+        <w:spacing w:before="200" w:after="200" w:line="360" w:lineRule="auto"/>
         <w:ind w:firstLine="720"/>
         <w:jc w:val="both"/>
         <w:rPr>
-          <w:b w:val="1"/>
-          <w:bCs w:val="1"/>
-          <w:sz w:val="22"/>
-          <w:szCs w:val="22"/>
-        </w:rPr>
-      </w:pPr>
-      <w:r>
-        <w:rPr>
-          <w:sz w:val="22"/>
-          <w:szCs w:val="22"/>
-          <w:rtl w:val="0"/>
-        </w:rPr>
-        <w:t xml:space="preserve">The respondents of this study will consist of 50 Grade 12 students enrolled at Magalang Christian Ecumenical School, Inc. (MCESI) during the School Year 2026–2027. These respondents will be selected from the population of eligible Grade 12 students who meet the inclusion criteria established by the researchers. A sample of 50 respondents is considered sufficient to provide adequate quantitative data for examining the relationship between the utilization of ChatGPT and QuillBot and academic performance while remaining manageable within the scope, time frame, and resources of the study. A simple random sampling technique will be employed to ensure that every eligible Grade 12 student has an equal chance of being selected to participate in the study. This sampling method was chosen because it minimizes selection bias and allows the sample to reasonably represent the Grade 12 student population of MCESI.</w:t>
-      </w:r>
-      <w:r>
-        <w:rPr>
-          <w:rtl w:val="0"/>
-        </w:rPr>
-      </w:r>
-    </w:p>
-    <w:p>
-      <w:pPr>
-        <w:spacing w:after="200" w:before="200" w:line="360" w:lineRule="auto"/>
-        <w:jc w:val="both"/>
-        <w:rPr>
-          <w:sz w:val="22"/>
-          <w:szCs w:val="22"/>
-        </w:rPr>
-      </w:pPr>
-      <w:r>
-        <w:rPr>
-          <w:b w:val="1"/>
-          <w:bCs w:val="1"/>
-          <w:sz w:val="22"/>
-          <w:szCs w:val="22"/>
-          <w:rtl w:val="0"/>
-        </w:rPr>
-        <w:t xml:space="preserve">Instruments</w:t>
-      </w:r>
-      <w:r>
-        <w:rPr>
-          <w:rtl w:val="0"/>
-        </w:rPr>
+          <w:b/>
+          <w:bCs/>
+          <w:sz w:val="22"/>
+          <w:szCs w:val="22"/>
+        </w:rPr>
+      </w:pPr>
+      <w:r>
+        <w:rPr>
+          <w:sz w:val="22"/>
+          <w:szCs w:val="22"/>
+        </w:rPr>
+        <w:t xml:space="preserve">The respondents of this study will consist of </w:t>
+      </w:r>
+      <w:r>
+        <w:rPr>
+          <w:sz w:val="22"/>
+          <w:szCs w:val="22"/>
+        </w:rPr>
+        <w:t>30</w:t>
+      </w:r>
+      <w:r>
+        <w:rPr>
+          <w:sz w:val="22"/>
+          <w:szCs w:val="22"/>
+        </w:rPr>
+        <w:t xml:space="preserve"> Grade 12 students enrolled at </w:t>
+      </w:r>
+      <w:proofErr w:type="spellStart"/>
+      <w:r>
+        <w:rPr>
+          <w:sz w:val="22"/>
+          <w:szCs w:val="22"/>
+        </w:rPr>
+        <w:t>Magalang</w:t>
+      </w:r>
+      <w:proofErr w:type="spellEnd"/>
+      <w:r>
+        <w:rPr>
+          <w:sz w:val="22"/>
+          <w:szCs w:val="22"/>
+        </w:rPr>
+        <w:t xml:space="preserve"> Christian Ecumenical School, Inc. (MCESI) during the School Year 2026–2027. These respondents will be selected from the population of eligible Grade 12 students who meet the inclusion criteria established by the researchers. A sample of </w:t>
+      </w:r>
+      <w:r>
+        <w:rPr>
+          <w:sz w:val="22"/>
+          <w:szCs w:val="22"/>
+        </w:rPr>
+        <w:t xml:space="preserve">30 </w:t>
+      </w:r>
+      <w:r>
+        <w:rPr>
+          <w:sz w:val="22"/>
+          <w:szCs w:val="22"/>
+        </w:rPr>
+        <w:t xml:space="preserve">respondents is considered sufficient to provide adequate quantitative data for examining the relationship between the utilization of ChatGPT and </w:t>
+      </w:r>
+      <w:proofErr w:type="spellStart"/>
+      <w:r>
+        <w:rPr>
+          <w:sz w:val="22"/>
+          <w:szCs w:val="22"/>
+        </w:rPr>
+        <w:t>QuillBot</w:t>
+      </w:r>
+      <w:proofErr w:type="spellEnd"/>
+      <w:r>
+        <w:rPr>
+          <w:sz w:val="22"/>
+          <w:szCs w:val="22"/>
+        </w:rPr>
+        <w:t xml:space="preserve"> and academic performance while remaining manageable within the scope, time frame, and resources of the study. A simple random sampling technique will be employed to ensure that every eligible Grade 12 student has an equal chance of </w:t>
+      </w:r>
+      <w:r>
+        <w:rPr>
+          <w:sz w:val="22"/>
+          <w:szCs w:val="22"/>
+        </w:rPr>
+        <w:lastRenderedPageBreak/>
+        <w:t>being selected to participate in the study. This sampling method was chosen because it minimizes selection bias and allows the sample to reasonably represent the Grade 12 student population of MCESI.</w:t>
+      </w:r>
+    </w:p>
+    <w:p>
+      <w:pPr>
+        <w:spacing w:before="200" w:after="200" w:line="360" w:lineRule="auto"/>
+        <w:jc w:val="both"/>
+        <w:rPr>
+          <w:sz w:val="22"/>
+          <w:szCs w:val="22"/>
+        </w:rPr>
+      </w:pPr>
+      <w:r>
+        <w:rPr>
+          <w:b/>
+          <w:bCs/>
+          <w:sz w:val="22"/>
+          <w:szCs w:val="22"/>
+        </w:rPr>
+        <w:t>Instruments</w:t>
       </w:r>
     </w:p>
     <w:p>
@@ -176,9 +281,40 @@
         <w:rPr>
           <w:sz w:val="22"/>
           <w:szCs w:val="22"/>
-          <w:rtl w:val="0"/>
-        </w:rPr>
-        <w:t xml:space="preserve">Data for this study will be collected using a researcher-made questionnaire designed to measure Grade 12 students' utilization of ChatGPT and QuillBot and their academic performance, consistent with the variables identified in the conceptual framework in Chapter 1. The questionnaire will be composed of two main parts. Part I will measure students' utilization of ChatGPT and QuillBot in terms of frequency of AI tool usage, academic purposes of AI usage, dependence on AI assistance, and integration into study routines using Likert-scale items. Part II will gather respondents' final general average from the previous academic year, which will serve as the measure of their academic performance.</w:t>
+        </w:rPr>
+        <w:t xml:space="preserve">Data for this study will be collected using a researcher-made questionnaire designed to measure Grade 12 students' utilization of ChatGPT and </w:t>
+      </w:r>
+      <w:proofErr w:type="spellStart"/>
+      <w:r>
+        <w:rPr>
+          <w:sz w:val="22"/>
+          <w:szCs w:val="22"/>
+        </w:rPr>
+        <w:t>QuillBot</w:t>
+      </w:r>
+      <w:proofErr w:type="spellEnd"/>
+      <w:r>
+        <w:rPr>
+          <w:sz w:val="22"/>
+          <w:szCs w:val="22"/>
+        </w:rPr>
+        <w:t xml:space="preserve"> and their academic performance, consistent with the variables identified in the conceptual framework in Chapter 1. The questionnaire will be composed of two main parts. Part I will measure students' utilization of ChatGPT and </w:t>
+      </w:r>
+      <w:proofErr w:type="spellStart"/>
+      <w:r>
+        <w:rPr>
+          <w:sz w:val="22"/>
+          <w:szCs w:val="22"/>
+        </w:rPr>
+        <w:t>QuillBot</w:t>
+      </w:r>
+      <w:proofErr w:type="spellEnd"/>
+      <w:r>
+        <w:rPr>
+          <w:sz w:val="22"/>
+          <w:szCs w:val="22"/>
+        </w:rPr>
+        <w:t xml:space="preserve"> in terms of frequency of AI tool usage, academic purposes of AI usage, dependence on AI assistance, and integration into study routines using Likert-scale items. Part II will gather respondents' final general average from the previous academic year, which will serve as the measure of their academic performance.</w:t>
       </w:r>
     </w:p>
     <w:p>
@@ -195,34 +331,27 @@
         <w:rPr>
           <w:sz w:val="22"/>
           <w:szCs w:val="22"/>
-          <w:rtl w:val="0"/>
         </w:rPr>
         <w:t xml:space="preserve">To ensure content validity, the instrument will be reviewed by three experts consisting of the research adviser, a Statistics teacher, and an English teacher to evaluate the questionnaire's content validity, clarity, organization, and appropriateness for the objectives of the study. Their feedback will guide revisions to the clarity, structure, and content of the items to better align them with the study's objectives. Following content validation, the questionnaire will be pilot-tested among Grade 12 students who are not included in the actual respondents to determine the clarity, consistency, and reliability of the instrument. The pilot-test responses will be analyzed using Cronbach's Alpha to determine the questionnaire's internal consistency reliability. Cronbach's Alpha measures whether the items in the questionnaire consistently measure the same construct. Based on the guide, a Cronbach's Alpha coefficient of 0.70–0.79 indicates acceptable reliability, 0.80–0.89 indicates good reliability, and 0.90–1.00 indicates excellent reliability. If the computed Cronbach's Alpha is 0.70 or higher, the questionnaire will be considered sufficiently reliable for use in the actual data collection. Otherwise, the instrument will be revised based on the pilot-test results before it is administered to the respondents. </w:t>
       </w:r>
     </w:p>
     <w:p>
       <w:pPr>
-        <w:spacing w:after="200" w:before="200" w:line="360" w:lineRule="auto"/>
-        <w:jc w:val="both"/>
-        <w:rPr>
-          <w:sz w:val="22"/>
-          <w:szCs w:val="22"/>
-        </w:rPr>
-      </w:pPr>
-      <w:r>
-        <w:rPr>
-          <w:b w:val="1"/>
-          <w:bCs w:val="1"/>
-          <w:sz w:val="22"/>
-          <w:szCs w:val="22"/>
-          <w:rtl w:val="0"/>
-        </w:rPr>
-        <w:t xml:space="preserve">Ethical Considerations</w:t>
-      </w:r>
-      <w:r>
-        <w:rPr>
-          <w:rtl w:val="0"/>
-        </w:rPr>
+        <w:spacing w:before="200" w:after="200" w:line="360" w:lineRule="auto"/>
+        <w:jc w:val="both"/>
+        <w:rPr>
+          <w:sz w:val="22"/>
+          <w:szCs w:val="22"/>
+        </w:rPr>
+      </w:pPr>
+      <w:r>
+        <w:rPr>
+          <w:b/>
+          <w:bCs/>
+          <w:sz w:val="22"/>
+          <w:szCs w:val="22"/>
+        </w:rPr>
+        <w:t>Ethical Considerations</w:t>
       </w:r>
     </w:p>
     <w:p>
@@ -239,9 +368,8 @@
         <w:rPr>
           <w:sz w:val="22"/>
           <w:szCs w:val="22"/>
-          <w:rtl w:val="0"/>
-        </w:rPr>
-        <w:t xml:space="preserve">Ethical considerations will be strictly observed throughout the conduct of this study. Before participating, each respondent will be informed of the study's purpose, what their participation will involve, and how their responses will be used. Respondents will be asked to provide informed consent prior to answering the questionnaire, and participation will be entirely voluntary; no student will be required or pressured to take part or to answer any item they are uncomfortable with.</w:t>
+        </w:rPr>
+        <w:t>Ethical considerations will be strictly observed throughout the conduct of this study. Before participating, each respondent will be informed of the study's purpose, what their participation will involve, and how their responses will be used. Respondents will be asked to provide informed consent prior to answering the questionnaire, and participation will be entirely voluntary; no student will be required or pressured to take part or to answer any item they are uncomfortable with.</w:t>
       </w:r>
     </w:p>
     <w:p>
@@ -258,34 +386,28 @@
         <w:rPr>
           <w:sz w:val="22"/>
           <w:szCs w:val="22"/>
-          <w:rtl w:val="0"/>
-        </w:rPr>
-        <w:t xml:space="preserve">All personal information collected will be kept private and confidential. Any details that could identify individual respondents will be removed from the data, and the information gathered will be used solely for the purposes of this research and will not be shared with anyone outside the research group. These measures are intended to protect respondents' privacy, safeguard the confidentiality of their information, and ensure that the study follows accepted ethical research guidelines. The collected data will be stored in a password-protected digital file accessible only to the researchers and research adviser. All data will be retained solely for the completion of the study and will be securely deleted after the research has been completed.</w:t>
-      </w:r>
-    </w:p>
-    <w:p>
-      <w:pPr>
-        <w:spacing w:after="200" w:before="200" w:line="360" w:lineRule="auto"/>
-        <w:jc w:val="both"/>
-        <w:rPr>
-          <w:sz w:val="22"/>
-          <w:szCs w:val="22"/>
-        </w:rPr>
-      </w:pPr>
-      <w:r>
-        <w:rPr>
-          <w:b w:val="1"/>
-          <w:bCs w:val="1"/>
-          <w:sz w:val="22"/>
-          <w:szCs w:val="22"/>
-          <w:rtl w:val="0"/>
-        </w:rPr>
-        <w:t xml:space="preserve">Data Collection</w:t>
-      </w:r>
-      <w:r>
-        <w:rPr>
-          <w:rtl w:val="0"/>
-        </w:rPr>
+        </w:rPr>
+        <w:lastRenderedPageBreak/>
+        <w:t>All personal information collected will be kept private and confidential. Any details that could identify individual respondents will be removed from the data, and the information gathered will be used solely for the purposes of this research and will not be shared with anyone outside the research group. These measures are intended to protect respondents' privacy, safeguard the confidentiality of their information, and ensure that the study follows accepted ethical research guidelines. The collected data will be stored in a password-protected digital file accessible only to the researchers and research adviser. All data will be retained solely for the completion of the study and will be securely deleted after the research has been completed.</w:t>
+      </w:r>
+    </w:p>
+    <w:p>
+      <w:pPr>
+        <w:spacing w:before="200" w:after="200" w:line="360" w:lineRule="auto"/>
+        <w:jc w:val="both"/>
+        <w:rPr>
+          <w:sz w:val="22"/>
+          <w:szCs w:val="22"/>
+        </w:rPr>
+      </w:pPr>
+      <w:r>
+        <w:rPr>
+          <w:b/>
+          <w:bCs/>
+          <w:sz w:val="22"/>
+          <w:szCs w:val="22"/>
+        </w:rPr>
+        <w:t>Data Collection</w:t>
       </w:r>
     </w:p>
     <w:p>
@@ -302,9 +424,8 @@
         <w:rPr>
           <w:sz w:val="22"/>
           <w:szCs w:val="22"/>
-          <w:rtl w:val="0"/>
-        </w:rPr>
-        <w:t xml:space="preserve">The researchers will first secure permission from the school administration to conduct this study. Once approval is obtained and the instrument has been validated and pilot-tested as described above, the finalized questionnaire will be administered through a Google Form distributed to the selected Grade 12 respondents through the school's online platforms.</w:t>
+        </w:rPr>
+        <w:t>The researchers will first secure permission from the school administration to conduct this study. Once approval is obtained and the instrument has been validated and pilot-tested as described above, the finalized questionnaire will be administered through a Google Form distributed to the selected Grade 12 respondents through the school's online platforms.</w:t>
       </w:r>
     </w:p>
     <w:p>
@@ -321,14 +442,13 @@
         <w:rPr>
           <w:sz w:val="22"/>
           <w:szCs w:val="22"/>
-          <w:rtl w:val="0"/>
-        </w:rPr>
-        <w:t xml:space="preserve">Before answering the questionnaire, respondents will be given an informed consent form explaining the purpose of the study, the voluntary nature of their participation, and the confidentiality and anonymity of their responses. Respondents will confirm their consent by reading the form and checking the corresponding checkbox before proceeding to the questionnaire. Completing the survey is expected to take about 10 to 15 minutes, and the researchers will be available online to answer questions and clarify instructions as needed. Follow-up reminders will be sent when necessary to improve the response rate and ensure the completeness of the data.</w:t>
-      </w:r>
-    </w:p>
-    <w:p>
-      <w:pPr>
-        <w:spacing w:after="200" w:before="200" w:line="360" w:lineRule="auto"/>
+        </w:rPr>
+        <w:t>Before answering the questionnaire, respondents will be given an informed consent form explaining the purpose of the study, the voluntary nature of their participation, and the confidentiality and anonymity of their responses. Respondents will confirm their consent by reading the form and checking the corresponding checkbox before proceeding to the questionnaire. Completing the survey is expected to take about 10 to 15 minutes, and the researchers will be available online to answer questions and clarify instructions as needed. Follow-up reminders will be sent when necessary to improve the response rate and ensure the completeness of the data.</w:t>
+      </w:r>
+    </w:p>
+    <w:p>
+      <w:pPr>
+        <w:spacing w:before="200" w:after="200" w:line="360" w:lineRule="auto"/>
         <w:ind w:firstLine="720"/>
         <w:jc w:val="both"/>
         <w:rPr>
@@ -340,39 +460,48 @@
         <w:rPr>
           <w:sz w:val="22"/>
           <w:szCs w:val="22"/>
-          <w:rtl w:val="0"/>
-        </w:rPr>
-        <w:t xml:space="preserve">Once all responses have been collected, the researchers will review the completed questionnaires for completeness, consistency, and accuracy. The responses will then be encoded into Microsoft Excel, checked for missing or erroneous entries, and prepared for statistical analysis using Jamovi statistical software. The software will be used to compute the descriptive and inferential statistical measures required to answer the research questions and test the hypotheses.</w:t>
-      </w:r>
-    </w:p>
-    <w:p>
-      <w:pPr>
-        <w:spacing w:after="200" w:before="200" w:line="360" w:lineRule="auto"/>
-        <w:jc w:val="both"/>
-        <w:rPr>
-          <w:sz w:val="22"/>
-          <w:szCs w:val="22"/>
-        </w:rPr>
-      </w:pPr>
-      <w:r>
-        <w:rPr>
-          <w:b w:val="1"/>
-          <w:bCs w:val="1"/>
-          <w:sz w:val="22"/>
-          <w:szCs w:val="22"/>
-          <w:rtl w:val="0"/>
-        </w:rPr>
-        <w:t xml:space="preserve">Data Analysis/Statistical Treatment of Data</w:t>
-      </w:r>
-      <w:r>
-        <w:rPr>
-          <w:rtl w:val="0"/>
-        </w:rPr>
-      </w:r>
-    </w:p>
-    <w:p>
-      <w:pPr>
-        <w:spacing w:after="240" w:before="240" w:line="360" w:lineRule="auto"/>
+        </w:rPr>
+        <w:t xml:space="preserve">Once all responses have been collected, the researchers will review the completed questionnaires for completeness, consistency, and accuracy. The responses will then be encoded into Microsoft Excel, checked for missing or erroneous entries, and prepared for statistical analysis using </w:t>
+      </w:r>
+      <w:proofErr w:type="spellStart"/>
+      <w:r>
+        <w:rPr>
+          <w:sz w:val="22"/>
+          <w:szCs w:val="22"/>
+        </w:rPr>
+        <w:t>Jamovi</w:t>
+      </w:r>
+      <w:proofErr w:type="spellEnd"/>
+      <w:r>
+        <w:rPr>
+          <w:sz w:val="22"/>
+          <w:szCs w:val="22"/>
+        </w:rPr>
+        <w:t xml:space="preserve"> statistical software. The software will be used to compute the descriptive and inferential statistical measures required to answer the research questions and test the hypotheses.</w:t>
+      </w:r>
+    </w:p>
+    <w:p>
+      <w:pPr>
+        <w:spacing w:before="200" w:after="200" w:line="360" w:lineRule="auto"/>
+        <w:jc w:val="both"/>
+        <w:rPr>
+          <w:sz w:val="22"/>
+          <w:szCs w:val="22"/>
+        </w:rPr>
+      </w:pPr>
+      <w:r>
+        <w:rPr>
+          <w:b/>
+          <w:bCs/>
+          <w:sz w:val="22"/>
+          <w:szCs w:val="22"/>
+        </w:rPr>
+        <w:t>Data Analysis/Statistical Treatment of Data</w:t>
+      </w:r>
+    </w:p>
+    <w:p>
+      <w:pPr>
+        <w:spacing w:before="240" w:after="240" w:line="360" w:lineRule="auto"/>
         <w:ind w:firstLine="720"/>
         <w:jc w:val="both"/>
         <w:rPr>
@@ -384,14 +513,29 @@
         <w:rPr>
           <w:sz w:val="22"/>
           <w:szCs w:val="22"/>
-          <w:rtl w:val="0"/>
-        </w:rPr>
-        <w:t xml:space="preserve">The data gathered through the questionnaire will be analyzed using both descriptive and inferential statistical methods through Jamovi statistical software. Each statistical tool will be selected according to the specific research question it is intended to answer.</w:t>
-      </w:r>
-    </w:p>
-    <w:p>
-      <w:pPr>
-        <w:spacing w:after="240" w:before="240" w:line="360" w:lineRule="auto"/>
+        </w:rPr>
+        <w:t xml:space="preserve">The data gathered through the questionnaire will be analyzed using both descriptive and inferential statistical methods through </w:t>
+      </w:r>
+      <w:proofErr w:type="spellStart"/>
+      <w:r>
+        <w:rPr>
+          <w:sz w:val="22"/>
+          <w:szCs w:val="22"/>
+        </w:rPr>
+        <w:t>Jamovi</w:t>
+      </w:r>
+      <w:proofErr w:type="spellEnd"/>
+      <w:r>
+        <w:rPr>
+          <w:sz w:val="22"/>
+          <w:szCs w:val="22"/>
+        </w:rPr>
+        <w:t xml:space="preserve"> statistical software. Each statistical tool will be selected according to the specific research question it is intended to answer.</w:t>
+      </w:r>
+    </w:p>
+    <w:p>
+      <w:pPr>
+        <w:spacing w:before="240" w:after="240" w:line="360" w:lineRule="auto"/>
         <w:ind w:firstLine="720"/>
         <w:jc w:val="both"/>
         <w:rPr>
@@ -401,26 +545,41 @@
       </w:pPr>
       <w:r>
         <w:rPr>
-          <w:b w:val="1"/>
-          <w:bCs w:val="1"/>
-          <w:sz w:val="22"/>
-          <w:szCs w:val="22"/>
-          <w:rtl w:val="0"/>
-        </w:rPr>
-        <w:t xml:space="preserve">Weighted Mean.</w:t>
-      </w:r>
-      <w:r>
-        <w:rPr>
-          <w:sz w:val="22"/>
-          <w:szCs w:val="22"/>
-          <w:rtl w:val="0"/>
-        </w:rPr>
-        <w:t xml:space="preserve"> The weighted mean will be used to determine the extent of Grade 12 students' utilization of ChatGPT and QuillBot in terms of frequency of AI tool usage, academic purposes of AI usage, dependence on AI assistance, and integration into study routines. It will summarize the respondents' level of utilization based on their responses to the Likert-scale questionnaire items.</w:t>
-      </w:r>
-    </w:p>
-    <w:p>
-      <w:pPr>
-        <w:spacing w:after="240" w:before="240" w:line="360" w:lineRule="auto"/>
+          <w:b/>
+          <w:bCs/>
+          <w:sz w:val="22"/>
+          <w:szCs w:val="22"/>
+        </w:rPr>
+        <w:lastRenderedPageBreak/>
+        <w:t>Weighted Mean.</w:t>
+      </w:r>
+      <w:r>
+        <w:rPr>
+          <w:sz w:val="22"/>
+          <w:szCs w:val="22"/>
+        </w:rPr>
+        <w:t xml:space="preserve"> The weighted mean will be used to determine the extent of Grade 12 students' utilization of ChatGPT and </w:t>
+      </w:r>
+      <w:proofErr w:type="spellStart"/>
+      <w:r>
+        <w:rPr>
+          <w:sz w:val="22"/>
+          <w:szCs w:val="22"/>
+        </w:rPr>
+        <w:t>QuillBot</w:t>
+      </w:r>
+      <w:proofErr w:type="spellEnd"/>
+      <w:r>
+        <w:rPr>
+          <w:sz w:val="22"/>
+          <w:szCs w:val="22"/>
+        </w:rPr>
+        <w:t xml:space="preserve"> in terms of frequency of AI tool usage, academic purposes of AI usage, dependence on AI assistance, and integration into study routines. It will summarize the respondents' level of utilization based on their responses to the Likert-scale questionnaire items.</w:t>
+      </w:r>
+    </w:p>
+    <w:p>
+      <w:pPr>
+        <w:spacing w:before="240" w:after="240" w:line="360" w:lineRule="auto"/>
         <w:ind w:firstLine="720"/>
         <w:jc w:val="both"/>
         <w:rPr>
@@ -430,26 +589,24 @@
       </w:pPr>
       <w:r>
         <w:rPr>
-          <w:b w:val="1"/>
-          <w:bCs w:val="1"/>
-          <w:sz w:val="22"/>
-          <w:szCs w:val="22"/>
-          <w:rtl w:val="0"/>
-        </w:rPr>
-        <w:t xml:space="preserve">Mean</w:t>
-      </w:r>
-      <w:r>
-        <w:rPr>
-          <w:sz w:val="22"/>
-          <w:szCs w:val="22"/>
-          <w:rtl w:val="0"/>
-        </w:rPr>
-        <w:t xml:space="preserve">. The mean will be used to determine the average academic performance of the respondents using their final general average from the previous academic year. As a measure of central tendency, it will summarize the respondents' overall academic achievement. The computed mean will be interpreted using the school's grading scale to describe the respondents' overall level of academic performance.</w:t>
-      </w:r>
-    </w:p>
-    <w:p>
-      <w:pPr>
-        <w:spacing w:after="240" w:before="240" w:line="360" w:lineRule="auto"/>
+          <w:b/>
+          <w:bCs/>
+          <w:sz w:val="22"/>
+          <w:szCs w:val="22"/>
+        </w:rPr>
+        <w:t>Mean</w:t>
+      </w:r>
+      <w:r>
+        <w:rPr>
+          <w:sz w:val="22"/>
+          <w:szCs w:val="22"/>
+        </w:rPr>
+        <w:t>. The mean will be used to determine the average academic performance of the respondents using their final general average from the previous academic year. As a measure of central tendency, it will summarize the respondents' overall academic achievement. The computed mean will be interpreted using the school's grading scale to describe the respondents' overall level of academic performance.</w:t>
+      </w:r>
+    </w:p>
+    <w:p>
+      <w:pPr>
+        <w:spacing w:before="240" w:after="240" w:line="360" w:lineRule="auto"/>
         <w:ind w:firstLine="720"/>
         <w:jc w:val="both"/>
         <w:rPr>
@@ -459,39 +616,51 @@
       </w:pPr>
       <w:r>
         <w:rPr>
-          <w:b w:val="1"/>
-          <w:bCs w:val="1"/>
-          <w:sz w:val="22"/>
-          <w:szCs w:val="22"/>
-          <w:rtl w:val="0"/>
-        </w:rPr>
-        <w:t xml:space="preserve">Pearson Product-Moment Correlation Coefficient (Pearson's r).</w:t>
-      </w:r>
-      <w:r>
-        <w:rPr>
-          <w:sz w:val="22"/>
-          <w:szCs w:val="22"/>
-          <w:rtl w:val="0"/>
+          <w:b/>
+          <w:bCs/>
+          <w:sz w:val="22"/>
+          <w:szCs w:val="22"/>
+        </w:rPr>
+        <w:t>Pearson Product-Moment Correlation Coefficient (Pearson's r).</w:t>
+      </w:r>
+      <w:r>
+        <w:rPr>
+          <w:sz w:val="22"/>
+          <w:szCs w:val="22"/>
         </w:rPr>
         <w:t xml:space="preserve"> The Pearson Product-Moment Correlation Coefficient (Pearson's </w:t>
       </w:r>
       <w:r>
         <w:rPr>
-          <w:i w:val="1"/>
-          <w:iCs w:val="1"/>
-          <w:sz w:val="22"/>
-          <w:szCs w:val="22"/>
-          <w:rtl w:val="0"/>
-        </w:rPr>
-        <w:t xml:space="preserve">r</w:t>
-      </w:r>
-      <w:r>
-        <w:rPr>
-          <w:sz w:val="22"/>
-          <w:szCs w:val="22"/>
-          <w:rtl w:val="0"/>
-        </w:rPr>
-        <w:t xml:space="preserve">) will be used to determine the strength, direction, and statistical significance of the relationship between the utilization of ChatGPT and QuillBot and the academic performance of Grade 12 students. This statistical test is appropriate because the study employs a quantitative correlational research design and seeks to determine whether a significant relationship exists between the independent and dependent variables. The significance level will be set at 0.05. If the computed p-value is less than or equal to 0.05, the null hypothesis will be rejected, indicating that a statistically significant relationship exists between the variables. Conversely, if the computed p-value is greater than 0.05, the null hypothesis will fail to be rejected, indicating that no statistically significant relationship exists between the variables.</w:t>
+          <w:i/>
+          <w:iCs/>
+          <w:sz w:val="22"/>
+          <w:szCs w:val="22"/>
+        </w:rPr>
+        <w:t>r</w:t>
+      </w:r>
+      <w:r>
+        <w:rPr>
+          <w:sz w:val="22"/>
+          <w:szCs w:val="22"/>
+        </w:rPr>
+        <w:t xml:space="preserve">) will be used to determine the strength, direction, and statistical significance of the relationship between the utilization of ChatGPT and </w:t>
+      </w:r>
+      <w:proofErr w:type="spellStart"/>
+      <w:r>
+        <w:rPr>
+          <w:sz w:val="22"/>
+          <w:szCs w:val="22"/>
+        </w:rPr>
+        <w:t>QuillBot</w:t>
+      </w:r>
+      <w:proofErr w:type="spellEnd"/>
+      <w:r>
+        <w:rPr>
+          <w:sz w:val="22"/>
+          <w:szCs w:val="22"/>
+        </w:rPr>
+        <w:t xml:space="preserve"> and the academic performance of Grade 12 students. This statistical test is appropriate because the study employs a quantitative correlational research design and seeks to determine whether a significant relationship exists between the independent and dependent variables. The significance level will be set at 0.05. If the computed p-value is less than or equal to 0.05, the null hypothesis will be rejected, indicating that a statistically significant relationship exists between the variables. Conversely, if the computed p-value is greater than 0.05, the null hypothesis will fail to be rejected, indicating that no statistically significant relationship exists between the variables.</w:t>
       </w:r>
     </w:p>
     <w:p>
@@ -504,128 +673,80 @@
           <w:szCs w:val="22"/>
         </w:rPr>
       </w:pPr>
-      <w:r>
-        <w:rPr>
-          <w:rtl w:val="0"/>
-        </w:rPr>
-      </w:r>
     </w:p>
     <w:p>
       <w:pPr>
         <w:spacing w:after="200" w:line="360" w:lineRule="auto"/>
-        <w:ind w:left="0" w:firstLine="0"/>
-        <w:jc w:val="both"/>
-        <w:rPr>
-          <w:sz w:val="22"/>
-          <w:szCs w:val="22"/>
-        </w:rPr>
-      </w:pPr>
-      <w:r>
-        <w:rPr>
-          <w:rtl w:val="0"/>
-        </w:rPr>
-      </w:r>
+        <w:jc w:val="both"/>
+        <w:rPr>
+          <w:sz w:val="22"/>
+          <w:szCs w:val="22"/>
+        </w:rPr>
+      </w:pPr>
     </w:p>
     <w:p>
       <w:pPr>
         <w:spacing w:after="200" w:line="360" w:lineRule="auto"/>
-        <w:ind w:left="0" w:firstLine="0"/>
-        <w:jc w:val="both"/>
-        <w:rPr>
-          <w:sz w:val="22"/>
-          <w:szCs w:val="22"/>
-        </w:rPr>
-      </w:pPr>
-      <w:r>
-        <w:rPr>
-          <w:rtl w:val="0"/>
-        </w:rPr>
-      </w:r>
+        <w:jc w:val="both"/>
+        <w:rPr>
+          <w:sz w:val="22"/>
+          <w:szCs w:val="22"/>
+        </w:rPr>
+      </w:pPr>
     </w:p>
     <w:p>
       <w:pPr>
         <w:spacing w:after="200" w:line="360" w:lineRule="auto"/>
-        <w:ind w:left="0" w:firstLine="0"/>
-        <w:jc w:val="both"/>
-        <w:rPr>
-          <w:sz w:val="22"/>
-          <w:szCs w:val="22"/>
-        </w:rPr>
-      </w:pPr>
-      <w:r>
-        <w:rPr>
-          <w:rtl w:val="0"/>
-        </w:rPr>
-      </w:r>
+        <w:jc w:val="both"/>
+        <w:rPr>
+          <w:sz w:val="22"/>
+          <w:szCs w:val="22"/>
+        </w:rPr>
+      </w:pPr>
     </w:p>
     <w:p>
       <w:pPr>
         <w:spacing w:after="200" w:line="360" w:lineRule="auto"/>
-        <w:ind w:left="0" w:firstLine="0"/>
-        <w:jc w:val="both"/>
-        <w:rPr>
-          <w:sz w:val="22"/>
-          <w:szCs w:val="22"/>
-        </w:rPr>
-      </w:pPr>
-      <w:r>
-        <w:rPr>
-          <w:rtl w:val="0"/>
-        </w:rPr>
-      </w:r>
+        <w:jc w:val="both"/>
+        <w:rPr>
+          <w:sz w:val="22"/>
+          <w:szCs w:val="22"/>
+        </w:rPr>
+      </w:pPr>
     </w:p>
     <w:p>
       <w:pPr>
         <w:spacing w:after="200" w:line="360" w:lineRule="auto"/>
-        <w:ind w:left="0" w:firstLine="0"/>
-        <w:jc w:val="both"/>
-        <w:rPr>
-          <w:sz w:val="22"/>
-          <w:szCs w:val="22"/>
-        </w:rPr>
-      </w:pPr>
-      <w:r>
-        <w:rPr>
-          <w:rtl w:val="0"/>
-        </w:rPr>
-      </w:r>
+        <w:jc w:val="both"/>
+        <w:rPr>
+          <w:sz w:val="22"/>
+          <w:szCs w:val="22"/>
+        </w:rPr>
+      </w:pPr>
     </w:p>
     <w:p>
       <w:pPr>
         <w:spacing w:after="200" w:line="360" w:lineRule="auto"/>
-        <w:ind w:left="0" w:firstLine="0"/>
-        <w:jc w:val="both"/>
-        <w:rPr>
-          <w:sz w:val="22"/>
-          <w:szCs w:val="22"/>
-        </w:rPr>
-      </w:pPr>
-      <w:r>
-        <w:rPr>
-          <w:rtl w:val="0"/>
-        </w:rPr>
-      </w:r>
+        <w:jc w:val="both"/>
+        <w:rPr>
+          <w:sz w:val="22"/>
+          <w:szCs w:val="22"/>
+        </w:rPr>
+      </w:pPr>
     </w:p>
     <w:p>
       <w:pPr>
         <w:spacing w:after="200" w:line="360" w:lineRule="auto"/>
-        <w:ind w:left="0" w:firstLine="0"/>
-        <w:jc w:val="both"/>
-        <w:rPr>
-          <w:sz w:val="22"/>
-          <w:szCs w:val="22"/>
-        </w:rPr>
-      </w:pPr>
-      <w:r>
-        <w:rPr>
-          <w:rtl w:val="0"/>
-        </w:rPr>
-      </w:r>
+        <w:jc w:val="both"/>
+        <w:rPr>
+          <w:sz w:val="22"/>
+          <w:szCs w:val="22"/>
+        </w:rPr>
+      </w:pPr>
     </w:p>
     <w:p>
       <w:pPr>
         <w:spacing w:after="200" w:line="360" w:lineRule="auto"/>
-        <w:ind w:left="0" w:firstLine="0"/>
         <w:jc w:val="center"/>
         <w:rPr>
           <w:sz w:val="22"/>
@@ -634,18 +755,13 @@
       </w:pPr>
       <w:r>
         <w:rPr>
-          <w:b w:val="1"/>
-          <w:bCs w:val="1"/>
-          <w:sz w:val="22"/>
-          <w:szCs w:val="22"/>
-          <w:rtl w:val="0"/>
-        </w:rPr>
-        <w:t xml:space="preserve">REFERENCES</w:t>
-      </w:r>
-      <w:r>
-        <w:rPr>
-          <w:rtl w:val="0"/>
-        </w:rPr>
+          <w:b/>
+          <w:bCs/>
+          <w:sz w:val="22"/>
+          <w:szCs w:val="22"/>
+        </w:rPr>
+        <w:lastRenderedPageBreak/>
+        <w:t>REFERENCES</w:t>
       </w:r>
     </w:p>
     <w:p>
@@ -662,9 +778,8 @@
         <w:rPr>
           <w:sz w:val="22"/>
           <w:szCs w:val="22"/>
-          <w:rtl w:val="0"/>
-        </w:rPr>
-        <w:t xml:space="preserve">Alford, S., &amp; Teater, B. (2025). Quantitative research. In Handbook of research methods in social work (pp. 156–171). Edward Elgar Publishing. https://doi.org/10.4337/9781035310173.00023</w:t>
+        </w:rPr>
+        <w:t>Alford, S., &amp; Teater, B. (2025). Quantitative research. In Handbook of research methods in social work (pp. 156–171). Edward Elgar Publishing. https://doi.org/10.4337/9781035310173.00023</w:t>
       </w:r>
     </w:p>
     <w:p>
@@ -681,29 +796,42 @@
         <w:rPr>
           <w:sz w:val="22"/>
           <w:szCs w:val="22"/>
-          <w:rtl w:val="0"/>
-        </w:rPr>
-        <w:t xml:space="preserve">Sreekumar, D. (2026, June 2). What is correlational research: Definition, types, and examples. Researcher.Life. </w:t>
+        </w:rPr>
+        <w:t xml:space="preserve">Sreekumar, D. (2026, June 2). What is correlational research: Definition, types, and examples. </w:t>
+      </w:r>
+      <w:proofErr w:type="spellStart"/>
+      <w:r>
+        <w:rPr>
+          <w:sz w:val="22"/>
+          <w:szCs w:val="22"/>
+        </w:rPr>
+        <w:t>Researcher.Life</w:t>
+      </w:r>
+      <w:proofErr w:type="spellEnd"/>
+      <w:r>
+        <w:rPr>
+          <w:sz w:val="22"/>
+          <w:szCs w:val="22"/>
+        </w:rPr>
+        <w:t xml:space="preserve">. </w:t>
       </w:r>
       <w:hyperlink r:id="rId7">
         <w:r>
           <w:rPr>
-            <w:color w:val="1155cc"/>
+            <w:color w:val="1155CC"/>
             <w:sz w:val="22"/>
             <w:szCs w:val="22"/>
             <w:u w:val="single"/>
-            <w:rtl w:val="0"/>
           </w:rPr>
-          <w:t xml:space="preserve">https://researcher.life/blog/article/what-is-correlational-research-definition-and-examples/</w:t>
+          <w:t>https://researcher.life/blog/article/what-is-correlational-research-definition-and-examples/</w:t>
         </w:r>
       </w:hyperlink>
       <w:r>
         <w:rPr>
           <w:sz w:val="22"/>
           <w:szCs w:val="22"/>
-          <w:rtl w:val="0"/>
-        </w:rPr>
-        <w:br w:type="textWrapping"/>
+        </w:rPr>
+        <w:br/>
       </w:r>
     </w:p>
     <w:p>
@@ -716,106 +844,137 @@
           <w:szCs w:val="22"/>
         </w:rPr>
       </w:pPr>
-      <w:r>
-        <w:rPr>
-          <w:rtl w:val="0"/>
-        </w:rPr>
-      </w:r>
     </w:p>
     <w:sectPr>
-      <w:headerReference r:id="rId8" w:type="default"/>
-      <w:footerReference r:id="rId9" w:type="default"/>
-      <w:pgSz w:h="15840" w:w="12240" w:orient="portrait"/>
-      <w:pgMar w:bottom="1440" w:top="1440" w:left="1440" w:right="1440" w:header="708" w:footer="708"/>
+      <w:headerReference w:type="default" r:id="rId8"/>
+      <w:footerReference w:type="default" r:id="rId9"/>
+      <w:pgSz w:w="12240" w:h="15840"/>
+      <w:pgMar w:top="1440" w:right="1440" w:bottom="1440" w:left="1440" w:header="708" w:footer="708" w:gutter="0"/>
       <w:pgNumType w:start="1"/>
+      <w:cols w:space="720"/>
     </w:sectPr>
   </w:body>
 </w:document>
 </file>
 
+<file path=word/endnotes.xml><?xml version="1.0" encoding="utf-8"?>
+<w:endnotes xmlns:wpc="http://schemas.microsoft.com/office/word/2010/wordprocessingCanvas" xmlns:cx="http://schemas.microsoft.com/office/drawing/2014/chartex" xmlns:cx1="http://schemas.microsoft.com/office/drawing/2015/9/8/chartex" xmlns:cx2="http://schemas.microsoft.com/office/drawing/2015/10/21/chartex" xmlns:cx3="http://schemas.microsoft.com/office/drawing/2016/5/9/chartex" xmlns:cx4="http://schemas.microsoft.com/office/drawing/2016/5/10/chartex" xmlns:cx5="http://schemas.microsoft.com/office/drawing/2016/5/11/chartex" xmlns:cx6="http://schemas.microsoft.com/office/drawing/2016/5/12/chartex" xmlns:cx7="http://schemas.microsoft.com/office/drawing/2016/5/13/chartex" xmlns:cx8="http://schemas.microsoft.com/office/drawing/2016/5/14/chartex" xmlns:mc="http://schemas.openxmlformats.org/markup-compatibility/2006" xmlns:aink="http://schemas.microsoft.com/office/drawing/2016/ink" xmlns:am3d="http://schemas.microsoft.com/office/drawing/2017/model3d" xmlns:o="urn:schemas-microsoft-com:office:office" xmlns:oel="http://schemas.microsoft.com/office/2019/extlst" xmlns:r="http://schemas.openxmlformats.org/officeDocument/2006/relationships" xmlns:m="http://schemas.openxmlformats.org/officeDocument/2006/math" xmlns:v="urn:schemas-microsoft-com:vml" xmlns:wp14="http://schemas.microsoft.com/office/word/2010/wordprocessingDrawing" xmlns:wp="http://schemas.openxmlformats.org/drawingml/2006/wordprocessingDrawing" xmlns:w10="urn:schemas-microsoft-com:office:word" xmlns:w="http://schemas.openxmlformats.org/wordprocessingml/2006/main" xmlns:w14="http://schemas.microsoft.com/office/word/2010/wordml" xmlns:w15="http://schemas.microsoft.com/office/word/2012/wordml" xmlns:w16cei="http://schemas.microsoft.com/office/word/2026/wordml/cei" xmlns:w16cex="http://schemas.microsoft.com/office/word/2018/wordml/cex" xmlns:w16cid="http://schemas.microsoft.com/office/word/2016/wordml/cid" xmlns:w16="http://schemas.microsoft.com/office/word/2018/wordml" xmlns:w16du="http://schemas.microsoft.com/office/word/2023/wordml/word16du" xmlns:w16sdtdh="http://schemas.microsoft.com/office/word/2020/wordml/sdtdatahash" xmlns:w16sdtfl="http://schemas.microsoft.com/office/word/2024/wordml/sdtformatlock" xmlns:w16se="http://schemas.microsoft.com/office/word/2015/wordml/symex" xmlns:wpg="http://schemas.microsoft.com/office/word/2010/wordprocessingGroup" xmlns:wpi="http://schemas.microsoft.com/office/word/2010/wordprocessingInk" xmlns:wne="http://schemas.microsoft.com/office/word/2006/wordml" xmlns:wps="http://schemas.microsoft.com/office/word/2010/wordprocessingShape" mc:Ignorable="w14 w15 w16se w16cid w16 w16cex w16sdtdh w16sdtfl w16du wp14">
+  <w:endnote w:type="separator" w:id="-1">
+    <w:p>
+      <w:r>
+        <w:separator/>
+      </w:r>
+    </w:p>
+  </w:endnote>
+  <w:endnote w:type="continuationSeparator" w:id="0">
+    <w:p>
+      <w:r>
+        <w:continuationSeparator/>
+      </w:r>
+    </w:p>
+  </w:endnote>
+</w:endnotes>
+</file>
+
 <file path=word/footer1.xml><?xml version="1.0" encoding="utf-8"?>
-<w:ftr xmlns:mc="http://schemas.openxmlformats.org/markup-compatibility/2006" xmlns:o="urn:schemas-microsoft-com:office:office" xmlns:r="http://schemas.openxmlformats.org/officeDocument/2006/relationships" xmlns:m="http://schemas.openxmlformats.org/officeDocument/2006/math" xmlns:v="urn:schemas-microsoft-com:vml" xmlns:wp="http://schemas.openxmlformats.org/drawingml/2006/wordprocessingDrawing" xmlns:w10="urn:schemas-microsoft-com:office:word" xmlns:w="http://schemas.openxmlformats.org/wordprocessingml/2006/main" xmlns:wne="http://schemas.microsoft.com/office/word/2006/wordml" xmlns:sl="http://schemas.openxmlformats.org/schemaLibrary/2006/main" xmlns:a="http://schemas.openxmlformats.org/drawingml/2006/main" xmlns:pic="http://schemas.openxmlformats.org/drawingml/2006/picture" xmlns:c="http://schemas.openxmlformats.org/drawingml/2006/chart" xmlns:lc="http://schemas.openxmlformats.org/drawingml/2006/lockedCanvas" xmlns:dgm="http://schemas.openxmlformats.org/drawingml/2006/diagram" xmlns:wps="http://schemas.microsoft.com/office/word/2010/wordprocessingShape" xmlns:wpg="http://schemas.microsoft.com/office/word/2010/wordprocessingGroup" xmlns:w14="http://schemas.microsoft.com/office/word/2010/wordml" xmlns:w15="http://schemas.microsoft.com/office/word/2012/wordml" xmlns:w16="http://schemas.microsoft.com/office/word/2018/wordml" xmlns:w16cex="http://schemas.microsoft.com/office/word/2018/wordml/cex" xmlns:w16cid="http://schemas.microsoft.com/office/word/2016/wordml/cid" xmlns="http://schemas.microsoft.com/office/tasks/2019/documenttasks" xmlns:cr="http://schemas.microsoft.com/office/comments/2020/reactions">
+<w:ftr xmlns:wpc="http://schemas.microsoft.com/office/word/2010/wordprocessingCanvas" xmlns:cx="http://schemas.microsoft.com/office/drawing/2014/chartex" xmlns:cx1="http://schemas.microsoft.com/office/drawing/2015/9/8/chartex" xmlns:cx2="http://schemas.microsoft.com/office/drawing/2015/10/21/chartex" xmlns:cx3="http://schemas.microsoft.com/office/drawing/2016/5/9/chartex" xmlns:cx4="http://schemas.microsoft.com/office/drawing/2016/5/10/chartex" xmlns:cx5="http://schemas.microsoft.com/office/drawing/2016/5/11/chartex" xmlns:cx6="http://schemas.microsoft.com/office/drawing/2016/5/12/chartex" xmlns:cx7="http://schemas.microsoft.com/office/drawing/2016/5/13/chartex" xmlns:cx8="http://schemas.microsoft.com/office/drawing/2016/5/14/chartex" xmlns:mc="http://schemas.openxmlformats.org/markup-compatibility/2006" xmlns:aink="http://schemas.microsoft.com/office/drawing/2016/ink" xmlns:am3d="http://schemas.microsoft.com/office/drawing/2017/model3d" xmlns:o="urn:schemas-microsoft-com:office:office" xmlns:oel="http://schemas.microsoft.com/office/2019/extlst" xmlns:r="http://schemas.openxmlformats.org/officeDocument/2006/relationships" xmlns:m="http://schemas.openxmlformats.org/officeDocument/2006/math" xmlns:v="urn:schemas-microsoft-com:vml" xmlns:wp14="http://schemas.microsoft.com/office/word/2010/wordprocessingDrawing" xmlns:wp="http://schemas.openxmlformats.org/drawingml/2006/wordprocessingDrawing" xmlns:w10="urn:schemas-microsoft-com:office:word" xmlns:w="http://schemas.openxmlformats.org/wordprocessingml/2006/main" xmlns:w14="http://schemas.microsoft.com/office/word/2010/wordml" xmlns:w15="http://schemas.microsoft.com/office/word/2012/wordml" xmlns:w16cei="http://schemas.microsoft.com/office/word/2026/wordml/cei" xmlns:w16cex="http://schemas.microsoft.com/office/word/2018/wordml/cex" xmlns:w16cid="http://schemas.microsoft.com/office/word/2016/wordml/cid" xmlns:w16="http://schemas.microsoft.com/office/word/2018/wordml" xmlns:w16du="http://schemas.microsoft.com/office/word/2023/wordml/word16du" xmlns:w16sdtdh="http://schemas.microsoft.com/office/word/2020/wordml/sdtdatahash" xmlns:w16sdtfl="http://schemas.microsoft.com/office/word/2024/wordml/sdtformatlock" xmlns:w16se="http://schemas.microsoft.com/office/word/2015/wordml/symex" xmlns:wpg="http://schemas.microsoft.com/office/word/2010/wordprocessingGroup" xmlns:wpi="http://schemas.microsoft.com/office/word/2010/wordprocessingInk" xmlns:wne="http://schemas.microsoft.com/office/word/2006/wordml" xmlns:wps="http://schemas.microsoft.com/office/word/2010/wordprocessingShape" mc:Ignorable="w14 w15 w16se w16cid w16 w16cex w16sdtdh w16sdtfl w16du wp14">
   <w:p>
     <w:pPr>
       <w:jc w:val="center"/>
-      <w:rPr/>
     </w:pPr>
     <w:r>
       <w:rPr>
-        <w:b w:val="1"/>
-        <w:bCs w:val="1"/>
+        <w:b/>
+        <w:bCs/>
         <w:color w:val="808080"/>
         <w:sz w:val="22"/>
         <w:szCs w:val="22"/>
-        <w:rtl w:val="0"/>
       </w:rPr>
-      <w:t xml:space="preserve">Relationship Between ChatGPT, QuillBot Utilization, and Students' Academic Performance</w:t>
+      <w:t xml:space="preserve">Relationship Between ChatGPT, </w:t>
     </w:r>
+    <w:proofErr w:type="spellStart"/>
     <w:r>
       <w:rPr>
-        <w:rtl w:val="0"/>
+        <w:b/>
+        <w:bCs/>
+        <w:color w:val="808080"/>
+        <w:sz w:val="22"/>
+        <w:szCs w:val="22"/>
       </w:rPr>
+      <w:t>QuillBot</w:t>
+    </w:r>
+    <w:proofErr w:type="spellEnd"/>
+    <w:r>
+      <w:rPr>
+        <w:b/>
+        <w:bCs/>
+        <w:color w:val="808080"/>
+        <w:sz w:val="22"/>
+        <w:szCs w:val="22"/>
+      </w:rPr>
+      <w:t xml:space="preserve"> Utilization, and Students' Academic Performance</w:t>
     </w:r>
   </w:p>
 </w:ftr>
 </file>
 
+<file path=word/footnotes.xml><?xml version="1.0" encoding="utf-8"?>
+<w:footnotes xmlns:wpc="http://schemas.microsoft.com/office/word/2010/wordprocessingCanvas" xmlns:cx="http://schemas.microsoft.com/office/drawing/2014/chartex" xmlns:cx1="http://schemas.microsoft.com/office/drawing/2015/9/8/chartex" xmlns:cx2="http://schemas.microsoft.com/office/drawing/2015/10/21/chartex" xmlns:cx3="http://schemas.microsoft.com/office/drawing/2016/5/9/chartex" xmlns:cx4="http://schemas.microsoft.com/office/drawing/2016/5/10/chartex" xmlns:cx5="http://schemas.microsoft.com/office/drawing/2016/5/11/chartex" xmlns:cx6="http://schemas.microsoft.com/office/drawing/2016/5/12/chartex" xmlns:cx7="http://schemas.microsoft.com/office/drawing/2016/5/13/chartex" xmlns:cx8="http://schemas.microsoft.com/office/drawing/2016/5/14/chartex" xmlns:mc="http://schemas.openxmlformats.org/markup-compatibility/2006" xmlns:aink="http://schemas.microsoft.com/office/drawing/2016/ink" xmlns:am3d="http://schemas.microsoft.com/office/drawing/2017/model3d" xmlns:o="urn:schemas-microsoft-com:office:office" xmlns:oel="http://schemas.microsoft.com/office/2019/extlst" xmlns:r="http://schemas.openxmlformats.org/officeDocument/2006/relationships" xmlns:m="http://schemas.openxmlformats.org/officeDocument/2006/math" xmlns:v="urn:schemas-microsoft-com:vml" xmlns:wp14="http://schemas.microsoft.com/office/word/2010/wordprocessingDrawing" xmlns:wp="http://schemas.openxmlformats.org/drawingml/2006/wordprocessingDrawing" xmlns:w10="urn:schemas-microsoft-com:office:word" xmlns:w="http://schemas.openxmlformats.org/wordprocessingml/2006/main" xmlns:w14="http://schemas.microsoft.com/office/word/2010/wordml" xmlns:w15="http://schemas.microsoft.com/office/word/2012/wordml" xmlns:w16cei="http://schemas.microsoft.com/office/word/2026/wordml/cei" xmlns:w16cex="http://schemas.microsoft.com/office/word/2018/wordml/cex" xmlns:w16cid="http://schemas.microsoft.com/office/word/2016/wordml/cid" xmlns:w16="http://schemas.microsoft.com/office/word/2018/wordml" xmlns:w16du="http://schemas.microsoft.com/office/word/2023/wordml/word16du" xmlns:w16sdtdh="http://schemas.microsoft.com/office/word/2020/wordml/sdtdatahash" xmlns:w16sdtfl="http://schemas.microsoft.com/office/word/2024/wordml/sdtformatlock" xmlns:w16se="http://schemas.microsoft.com/office/word/2015/wordml/symex" xmlns:wpg="http://schemas.microsoft.com/office/word/2010/wordprocessingGroup" xmlns:wpi="http://schemas.microsoft.com/office/word/2010/wordprocessingInk" xmlns:wne="http://schemas.microsoft.com/office/word/2006/wordml" xmlns:wps="http://schemas.microsoft.com/office/word/2010/wordprocessingShape" mc:Ignorable="w14 w15 w16se w16cid w16 w16cex w16sdtdh w16sdtfl w16du wp14">
+  <w:footnote w:type="separator" w:id="-1">
+    <w:p>
+      <w:r>
+        <w:separator/>
+      </w:r>
+    </w:p>
+  </w:footnote>
+  <w:footnote w:type="continuationSeparator" w:id="0">
+    <w:p>
+      <w:r>
+        <w:continuationSeparator/>
+      </w:r>
+    </w:p>
+  </w:footnote>
+</w:footnotes>
+</file>
+
 <file path=word/header1.xml><?xml version="1.0" encoding="utf-8"?>
-<w:hdr xmlns:mc="http://schemas.openxmlformats.org/markup-compatibility/2006" xmlns:o="urn:schemas-microsoft-com:office:office" xmlns:r="http://schemas.openxmlformats.org/officeDocument/2006/relationships" xmlns:m="http://schemas.openxmlformats.org/officeDocument/2006/math" xmlns:v="urn:schemas-microsoft-com:vml" xmlns:wp="http://schemas.openxmlformats.org/drawingml/2006/wordprocessingDrawing" xmlns:w10="urn:schemas-microsoft-com:office:word" xmlns:w="http://schemas.openxmlformats.org/wordprocessingml/2006/main" xmlns:wne="http://schemas.microsoft.com/office/word/2006/wordml" xmlns:sl="http://schemas.openxmlformats.org/schemaLibrary/2006/main" xmlns:a="http://schemas.openxmlformats.org/drawingml/2006/main" xmlns:pic="http://schemas.openxmlformats.org/drawingml/2006/picture" xmlns:c="http://schemas.openxmlformats.org/drawingml/2006/chart" xmlns:lc="http://schemas.openxmlformats.org/drawingml/2006/lockedCanvas" xmlns:dgm="http://schemas.openxmlformats.org/drawingml/2006/diagram" xmlns:wps="http://schemas.microsoft.com/office/word/2010/wordprocessingShape" xmlns:wpg="http://schemas.microsoft.com/office/word/2010/wordprocessingGroup" xmlns:w14="http://schemas.microsoft.com/office/word/2010/wordml" xmlns:w15="http://schemas.microsoft.com/office/word/2012/wordml" xmlns:w16="http://schemas.microsoft.com/office/word/2018/wordml" xmlns:w16cex="http://schemas.microsoft.com/office/word/2018/wordml/cex" xmlns:w16cid="http://schemas.microsoft.com/office/word/2016/wordml/cid" xmlns="http://schemas.microsoft.com/office/tasks/2019/documenttasks" xmlns:cr="http://schemas.microsoft.com/office/comments/2020/reactions">
+<w:hdr xmlns:wpc="http://schemas.microsoft.com/office/word/2010/wordprocessingCanvas" xmlns:cx="http://schemas.microsoft.com/office/drawing/2014/chartex" xmlns:cx1="http://schemas.microsoft.com/office/drawing/2015/9/8/chartex" xmlns:cx2="http://schemas.microsoft.com/office/drawing/2015/10/21/chartex" xmlns:cx3="http://schemas.microsoft.com/office/drawing/2016/5/9/chartex" xmlns:cx4="http://schemas.microsoft.com/office/drawing/2016/5/10/chartex" xmlns:cx5="http://schemas.microsoft.com/office/drawing/2016/5/11/chartex" xmlns:cx6="http://schemas.microsoft.com/office/drawing/2016/5/12/chartex" xmlns:cx7="http://schemas.microsoft.com/office/drawing/2016/5/13/chartex" xmlns:cx8="http://schemas.microsoft.com/office/drawing/2016/5/14/chartex" xmlns:mc="http://schemas.openxmlformats.org/markup-compatibility/2006" xmlns:aink="http://schemas.microsoft.com/office/drawing/2016/ink" xmlns:am3d="http://schemas.microsoft.com/office/drawing/2017/model3d" xmlns:o="urn:schemas-microsoft-com:office:office" xmlns:oel="http://schemas.microsoft.com/office/2019/extlst" xmlns:r="http://schemas.openxmlformats.org/officeDocument/2006/relationships" xmlns:m="http://schemas.openxmlformats.org/officeDocument/2006/math" xmlns:v="urn:schemas-microsoft-com:vml" xmlns:wp14="http://schemas.microsoft.com/office/word/2010/wordprocessingDrawing" xmlns:wp="http://schemas.openxmlformats.org/drawingml/2006/wordprocessingDrawing" xmlns:w10="urn:schemas-microsoft-com:office:word" xmlns:w="http://schemas.openxmlformats.org/wordprocessingml/2006/main" xmlns:w14="http://schemas.microsoft.com/office/word/2010/wordml" xmlns:w15="http://schemas.microsoft.com/office/word/2012/wordml" xmlns:w16cei="http://schemas.microsoft.com/office/word/2026/wordml/cei" xmlns:w16cex="http://schemas.microsoft.com/office/word/2018/wordml/cex" xmlns:w16cid="http://schemas.microsoft.com/office/word/2016/wordml/cid" xmlns:w16="http://schemas.microsoft.com/office/word/2018/wordml" xmlns:w16du="http://schemas.microsoft.com/office/word/2023/wordml/word16du" xmlns:w16sdtdh="http://schemas.microsoft.com/office/word/2020/wordml/sdtdatahash" xmlns:w16sdtfl="http://schemas.microsoft.com/office/word/2024/wordml/sdtformatlock" xmlns:w16se="http://schemas.microsoft.com/office/word/2015/wordml/symex" xmlns:wpg="http://schemas.microsoft.com/office/word/2010/wordprocessingGroup" xmlns:wpi="http://schemas.microsoft.com/office/word/2010/wordprocessingInk" xmlns:wne="http://schemas.microsoft.com/office/word/2006/wordml" xmlns:wps="http://schemas.microsoft.com/office/word/2010/wordprocessingShape" mc:Ignorable="w14 w15 w16se w16cid w16 w16cex w16sdtdh w16sdtfl w16du wp14">
   <w:p>
     <w:pPr>
-      <w:keepNext w:val="0"/>
-      <w:keepLines w:val="0"/>
-      <w:pageBreakBefore w:val="0"/>
       <w:widowControl w:val="0"/>
       <w:pBdr>
-        <w:top w:space="0" w:sz="0" w:val="nil"/>
-        <w:left w:space="0" w:sz="0" w:val="nil"/>
-        <w:bottom w:space="0" w:sz="0" w:val="nil"/>
-        <w:right w:space="0" w:sz="0" w:val="nil"/>
-        <w:between w:space="0" w:sz="0" w:val="nil"/>
+        <w:top w:val="nil"/>
+        <w:left w:val="nil"/>
+        <w:bottom w:val="nil"/>
+        <w:right w:val="nil"/>
+        <w:between w:val="nil"/>
       </w:pBdr>
-      <w:shd w:fill="auto" w:val="clear"/>
-      <w:spacing w:after="0" w:before="0" w:line="276" w:lineRule="auto"/>
-      <w:ind w:left="0" w:right="0" w:firstLine="0"/>
-      <w:jc w:val="left"/>
+      <w:spacing w:line="276" w:lineRule="auto"/>
       <w:rPr>
         <w:sz w:val="22"/>
         <w:szCs w:val="22"/>
       </w:rPr>
     </w:pPr>
-    <w:r>
-      <w:rPr>
-        <w:rtl w:val="0"/>
-      </w:rPr>
-    </w:r>
   </w:p>
   <w:tbl>
     <w:tblPr>
-      <w:tblStyle w:val="Table1"/>
-      <w:tblW w:w="9360.0" w:type="dxa"/>
-      <w:jc w:val="left"/>
+      <w:tblStyle w:val="a"/>
+      <w:tblW w:w="9360" w:type="dxa"/>
+      <w:tblInd w:w="0" w:type="dxa"/>
       <w:tblLayout w:type="fixed"/>
-      <w:tblLook w:val="0000"/>
+      <w:tblLook w:val="0000" w:firstRow="0" w:lastRow="0" w:firstColumn="0" w:lastColumn="0" w:noHBand="0" w:noVBand="0"/>
     </w:tblPr>
     <w:tblGrid>
       <w:gridCol w:w="1404"/>
       <w:gridCol w:w="7956"/>
-      <w:tblGridChange w:id="0">
-        <w:tblGrid>
-          <w:gridCol w:w="1404"/>
-          <w:gridCol w:w="7956"/>
-        </w:tblGrid>
-      </w:tblGridChange>
     </w:tblGrid>
     <w:tr>
       <w:trPr>
-        <w:cantSplit w:val="0"/>
-        <w:trHeight w:val="917.5878906250001" w:hRule="atLeast"/>
-        <w:tblHeader w:val="0"/>
+        <w:trHeight w:val="917"/>
       </w:trPr>
       <w:tc>
         <w:tcPr>
+          <w:tcW w:w="1404" w:type="dxa"/>
           <w:vAlign w:val="center"/>
         </w:tcPr>
         <w:p>
@@ -828,24 +987,26 @@
           </w:pPr>
           <w:r>
             <w:rPr>
+              <w:noProof/>
               <w:sz w:val="22"/>
               <w:szCs w:val="22"/>
             </w:rPr>
             <w:drawing>
-              <wp:inline distB="0" distT="0" distL="0" distR="0">
+              <wp:inline distT="0" distB="0" distL="0" distR="0" wp14:anchorId="271BE848" wp14:editId="74AAEC84">
                 <wp:extent cx="523875" cy="523875"/>
-                <wp:effectExtent b="0" l="0" r="0" t="0"/>
+                <wp:effectExtent l="0" t="0" r="0" b="0"/>
                 <wp:docPr id="1" name="image1.png"/>
-                <a:graphic>
+                <wp:cNvGraphicFramePr/>
+                <a:graphic xmlns:a="http://schemas.openxmlformats.org/drawingml/2006/main">
                   <a:graphicData uri="http://schemas.openxmlformats.org/drawingml/2006/picture">
-                    <pic:pic>
+                    <pic:pic xmlns:pic="http://schemas.openxmlformats.org/drawingml/2006/picture">
                       <pic:nvPicPr>
                         <pic:cNvPr id="0" name="image1.png"/>
                         <pic:cNvPicPr preferRelativeResize="0"/>
                       </pic:nvPicPr>
                       <pic:blipFill>
                         <a:blip r:embed="rId1"/>
-                        <a:srcRect b="0" l="0" r="0" t="0"/>
+                        <a:srcRect/>
                         <a:stretch>
                           <a:fillRect/>
                         </a:stretch>
@@ -855,7 +1016,9 @@
                           <a:off x="0" y="0"/>
                           <a:ext cx="523875" cy="523875"/>
                         </a:xfrm>
-                        <a:prstGeom prst="rect"/>
+                        <a:prstGeom prst="rect">
+                          <a:avLst/>
+                        </a:prstGeom>
                         <a:ln/>
                       </pic:spPr>
                     </pic:pic>
@@ -864,15 +1027,11 @@
               </wp:inline>
             </w:drawing>
           </w:r>
-          <w:r>
-            <w:rPr>
-              <w:rtl w:val="0"/>
-            </w:rPr>
-          </w:r>
         </w:p>
       </w:tc>
       <w:tc>
         <w:tcPr>
+          <w:tcW w:w="7956" w:type="dxa"/>
           <w:vAlign w:val="center"/>
         </w:tcPr>
         <w:p>
@@ -885,18 +1044,12 @@
           </w:pPr>
           <w:r>
             <w:rPr>
-              <w:b w:val="1"/>
-              <w:bCs w:val="1"/>
+              <w:b/>
+              <w:bCs/>
               <w:sz w:val="22"/>
               <w:szCs w:val="22"/>
-              <w:rtl w:val="0"/>
             </w:rPr>
-            <w:t xml:space="preserve">MAGALANG CHRISTIAN ECUMENICAL SCHOOL, INC.</w:t>
-          </w:r>
-          <w:r>
-            <w:rPr>
-              <w:rtl w:val="0"/>
-            </w:rPr>
+            <w:t>MAGALANG CHRISTIAN ECUMENICAL SCHOOL, INC.</w:t>
           </w:r>
         </w:p>
         <w:p>
@@ -907,13 +1060,37 @@
               <w:szCs w:val="22"/>
             </w:rPr>
           </w:pPr>
+          <w:proofErr w:type="spellStart"/>
           <w:r>
             <w:rPr>
               <w:sz w:val="22"/>
               <w:szCs w:val="22"/>
-              <w:rtl w:val="0"/>
             </w:rPr>
-            <w:t xml:space="preserve">Marbea Subd., Sta. Cruz, Magalang, Pampanga</w:t>
+            <w:t>Marbea</w:t>
+          </w:r>
+          <w:proofErr w:type="spellEnd"/>
+          <w:r>
+            <w:rPr>
+              <w:sz w:val="22"/>
+              <w:szCs w:val="22"/>
+            </w:rPr>
+            <w:t xml:space="preserve"> Subd., Sta. Cruz, </w:t>
+          </w:r>
+          <w:proofErr w:type="spellStart"/>
+          <w:r>
+            <w:rPr>
+              <w:sz w:val="22"/>
+              <w:szCs w:val="22"/>
+            </w:rPr>
+            <w:t>Magalang</w:t>
+          </w:r>
+          <w:proofErr w:type="spellEnd"/>
+          <w:r>
+            <w:rPr>
+              <w:sz w:val="22"/>
+              <w:szCs w:val="22"/>
+            </w:rPr>
+            <w:t>, Pampanga</w:t>
           </w:r>
         </w:p>
       </w:tc>
@@ -926,333 +1103,630 @@
         <w:szCs w:val="22"/>
       </w:rPr>
     </w:pPr>
-    <w:r>
-      <w:rPr>
-        <w:rtl w:val="0"/>
-      </w:rPr>
-    </w:r>
   </w:p>
 </w:hdr>
 </file>
 
-<file path=word/numbering.xml><?xml version="1.0" encoding="utf-8"?>
-<w:numbering xmlns:mc="http://schemas.openxmlformats.org/markup-compatibility/2006" xmlns:o="urn:schemas-microsoft-com:office:office" xmlns:r="http://schemas.openxmlformats.org/officeDocument/2006/relationships" xmlns:m="http://schemas.openxmlformats.org/officeDocument/2006/math" xmlns:v="urn:schemas-microsoft-com:vml" xmlns:wp="http://schemas.openxmlformats.org/drawingml/2006/wordprocessingDrawing" xmlns:w10="urn:schemas-microsoft-com:office:word" xmlns:w="http://schemas.openxmlformats.org/wordprocessingml/2006/main" xmlns:wne="http://schemas.microsoft.com/office/word/2006/wordml" xmlns:sl="http://schemas.openxmlformats.org/schemaLibrary/2006/main" xmlns:a="http://schemas.openxmlformats.org/drawingml/2006/main" xmlns:pic="http://schemas.openxmlformats.org/drawingml/2006/picture" xmlns:c="http://schemas.openxmlformats.org/drawingml/2006/chart" xmlns:lc="http://schemas.openxmlformats.org/drawingml/2006/lockedCanvas" xmlns:dgm="http://schemas.openxmlformats.org/drawingml/2006/diagram" xmlns:wps="http://schemas.microsoft.com/office/word/2010/wordprocessingShape" xmlns:wpg="http://schemas.microsoft.com/office/word/2010/wordprocessingGroup" xmlns:w14="http://schemas.microsoft.com/office/word/2010/wordml" xmlns:w15="http://schemas.microsoft.com/office/word/2012/wordml" xmlns:w16="http://schemas.microsoft.com/office/word/2018/wordml" xmlns:w16cex="http://schemas.microsoft.com/office/word/2018/wordml/cex" xmlns:w16cid="http://schemas.microsoft.com/office/word/2016/wordml/cid" xmlns="http://schemas.microsoft.com/office/tasks/2019/documenttasks" xmlns:cr="http://schemas.microsoft.com/office/comments/2020/reactions"/>
-</file>
-
 <file path=word/styles.xml><?xml version="1.0" encoding="utf-8"?>
-<w:styles xmlns:mc="http://schemas.openxmlformats.org/markup-compatibility/2006" xmlns:o="urn:schemas-microsoft-com:office:office" xmlns:r="http://schemas.openxmlformats.org/officeDocument/2006/relationships" xmlns:m="http://schemas.openxmlformats.org/officeDocument/2006/math" xmlns:v="urn:schemas-microsoft-com:vml" xmlns:wp="http://schemas.openxmlformats.org/drawingml/2006/wordprocessingDrawing" xmlns:w10="urn:schemas-microsoft-com:office:word" xmlns:w="http://schemas.openxmlformats.org/wordprocessingml/2006/main" xmlns:wne="http://schemas.microsoft.com/office/word/2006/wordml" xmlns:sl="http://schemas.openxmlformats.org/schemaLibrary/2006/main" xmlns:a="http://schemas.openxmlformats.org/drawingml/2006/main" xmlns:pic="http://schemas.openxmlformats.org/drawingml/2006/picture" xmlns:c="http://schemas.openxmlformats.org/drawingml/2006/chart" xmlns:lc="http://schemas.openxmlformats.org/drawingml/2006/lockedCanvas" xmlns:dgm="http://schemas.openxmlformats.org/drawingml/2006/diagram" xmlns:wps="http://schemas.microsoft.com/office/word/2010/wordprocessingShape" xmlns:wpg="http://schemas.microsoft.com/office/word/2010/wordprocessingGroup" xmlns:w14="http://schemas.microsoft.com/office/word/2010/wordml" xmlns:w15="http://schemas.microsoft.com/office/word/2012/wordml" xmlns:w16="http://schemas.microsoft.com/office/word/2018/wordml" xmlns:w16cex="http://schemas.microsoft.com/office/word/2018/wordml/cex" xmlns:w16cid="http://schemas.microsoft.com/office/word/2016/wordml/cid" xmlns="http://schemas.microsoft.com/office/tasks/2019/documenttasks" xmlns:cr="http://schemas.microsoft.com/office/comments/2020/reactions">
+<w:styles xmlns:mc="http://schemas.openxmlformats.org/markup-compatibility/2006" xmlns:r="http://schemas.openxmlformats.org/officeDocument/2006/relationships" xmlns:w="http://schemas.openxmlformats.org/wordprocessingml/2006/main" xmlns:w14="http://schemas.microsoft.com/office/word/2010/wordml" xmlns:w15="http://schemas.microsoft.com/office/word/2012/wordml" xmlns:w16cex="http://schemas.microsoft.com/office/word/2018/wordml/cex" xmlns:w16cid="http://schemas.microsoft.com/office/word/2016/wordml/cid" xmlns:w16="http://schemas.microsoft.com/office/word/2018/wordml" xmlns:w16du="http://schemas.microsoft.com/office/word/2023/wordml/word16du" xmlns:w16sdtdh="http://schemas.microsoft.com/office/word/2020/wordml/sdtdatahash" xmlns:w16sdtfl="http://schemas.microsoft.com/office/word/2024/wordml/sdtformatlock" xmlns:w16se="http://schemas.microsoft.com/office/word/2015/wordml/symex" mc:Ignorable="w14 w15 w16se w16cid w16 w16cex w16sdtdh w16sdtfl w16du">
   <w:docDefaults>
     <w:rPrDefault>
       <w:rPr>
-        <w:lang w:val="en-PH"/>
+        <w:rFonts w:ascii="Times New Roman" w:eastAsia="Times New Roman" w:hAnsi="Times New Roman" w:cs="Times New Roman"/>
+        <w:lang w:val="en-PH" w:eastAsia="en-PH" w:bidi="ar-SA"/>
       </w:rPr>
     </w:rPrDefault>
-    <w:pPrDefault>
-      <w:pPr/>
-    </w:pPrDefault>
+    <w:pPrDefault/>
   </w:docDefaults>
-  <w:style w:type="table" w:styleId="TableNormal" w:default="1">
-    <w:name w:val="TableNormal"/>
-    <w:tblPr>
-      <w:tblCellMar>
-        <w:top w:w="100.0" w:type="dxa"/>
-        <w:left w:w="100.0" w:type="dxa"/>
-        <w:bottom w:w="100.0" w:type="dxa"/>
-        <w:right w:w="100.0" w:type="dxa"/>
-      </w:tblCellMar>
-    </w:tblPr>
-  </w:style>
-  <w:style w:type="paragraph" w:styleId="Normal" w:default="1">
-    <w:name w:val="normal"/>
+  <w:latentStyles w:defLockedState="0" w:defUIPriority="99" w:defSemiHidden="0" w:defUnhideWhenUsed="0" w:defQFormat="0" w:count="376">
+    <w:lsdException w:name="Normal" w:uiPriority="0" w:qFormat="1"/>
+    <w:lsdException w:name="heading 1" w:uiPriority="9" w:qFormat="1"/>
+    <w:lsdException w:name="heading 2" w:semiHidden="1" w:uiPriority="9" w:unhideWhenUsed="1" w:qFormat="1"/>
+    <w:lsdException w:name="heading 3" w:semiHidden="1" w:uiPriority="9" w:unhideWhenUsed="1" w:qFormat="1"/>
+    <w:lsdException w:name="heading 4" w:semiHidden="1" w:uiPriority="9" w:unhideWhenUsed="1" w:qFormat="1"/>
+    <w:lsdException w:name="heading 5" w:semiHidden="1" w:uiPriority="9" w:unhideWhenUsed="1" w:qFormat="1"/>
+    <w:lsdException w:name="heading 6" w:semiHidden="1" w:uiPriority="9" w:unhideWhenUsed="1" w:qFormat="1"/>
+    <w:lsdException w:name="heading 7" w:semiHidden="1" w:uiPriority="9" w:unhideWhenUsed="1" w:qFormat="1"/>
+    <w:lsdException w:name="heading 8" w:semiHidden="1" w:uiPriority="9" w:unhideWhenUsed="1" w:qFormat="1"/>
+    <w:lsdException w:name="heading 9" w:semiHidden="1" w:uiPriority="9" w:unhideWhenUsed="1" w:qFormat="1"/>
+    <w:lsdException w:name="index 1" w:semiHidden="1" w:unhideWhenUsed="1"/>
+    <w:lsdException w:name="index 2" w:semiHidden="1" w:unhideWhenUsed="1"/>
+    <w:lsdException w:name="index 3" w:semiHidden="1" w:unhideWhenUsed="1"/>
+    <w:lsdException w:name="index 4" w:semiHidden="1" w:unhideWhenUsed="1"/>
+    <w:lsdException w:name="index 5" w:semiHidden="1" w:unhideWhenUsed="1"/>
+    <w:lsdException w:name="index 6" w:semiHidden="1" w:unhideWhenUsed="1"/>
+    <w:lsdException w:name="index 7" w:semiHidden="1" w:unhideWhenUsed="1"/>
+    <w:lsdException w:name="index 8" w:semiHidden="1" w:unhideWhenUsed="1"/>
+    <w:lsdException w:name="index 9" w:semiHidden="1" w:unhideWhenUsed="1"/>
+    <w:lsdException w:name="toc 1" w:semiHidden="1" w:uiPriority="39" w:unhideWhenUsed="1"/>
+    <w:lsdException w:name="toc 2" w:semiHidden="1" w:uiPriority="39" w:unhideWhenUsed="1"/>
+    <w:lsdException w:name="toc 3" w:semiHidden="1" w:uiPriority="39" w:unhideWhenUsed="1"/>
+    <w:lsdException w:name="toc 4" w:semiHidden="1" w:uiPriority="39" w:unhideWhenUsed="1"/>
+    <w:lsdException w:name="toc 5" w:semiHidden="1" w:uiPriority="39" w:unhideWhenUsed="1"/>
+    <w:lsdException w:name="toc 6" w:semiHidden="1" w:uiPriority="39" w:unhideWhenUsed="1"/>
+    <w:lsdException w:name="toc 7" w:semiHidden="1" w:uiPriority="39" w:unhideWhenUsed="1"/>
+    <w:lsdException w:name="toc 8" w:semiHidden="1" w:uiPriority="39" w:unhideWhenUsed="1"/>
+    <w:lsdException w:name="toc 9" w:semiHidden="1" w:uiPriority="39" w:unhideWhenUsed="1"/>
+    <w:lsdException w:name="Normal Indent" w:semiHidden="1" w:unhideWhenUsed="1"/>
+    <w:lsdException w:name="footnote text" w:semiHidden="1" w:unhideWhenUsed="1"/>
+    <w:lsdException w:name="annotation text" w:semiHidden="1" w:unhideWhenUsed="1"/>
+    <w:lsdException w:name="header" w:semiHidden="1" w:unhideWhenUsed="1"/>
+    <w:lsdException w:name="footer" w:semiHidden="1" w:unhideWhenUsed="1"/>
+    <w:lsdException w:name="index heading" w:semiHidden="1" w:unhideWhenUsed="1"/>
+    <w:lsdException w:name="caption" w:semiHidden="1" w:uiPriority="35" w:unhideWhenUsed="1" w:qFormat="1"/>
+    <w:lsdException w:name="table of figures" w:semiHidden="1" w:unhideWhenUsed="1"/>
+    <w:lsdException w:name="envelope address" w:semiHidden="1" w:unhideWhenUsed="1"/>
+    <w:lsdException w:name="envelope return" w:semiHidden="1" w:unhideWhenUsed="1"/>
+    <w:lsdException w:name="footnote reference" w:semiHidden="1" w:unhideWhenUsed="1"/>
+    <w:lsdException w:name="annotation reference" w:semiHidden="1" w:unhideWhenUsed="1"/>
+    <w:lsdException w:name="line number" w:semiHidden="1" w:unhideWhenUsed="1"/>
+    <w:lsdException w:name="page number" w:semiHidden="1" w:unhideWhenUsed="1"/>
+    <w:lsdException w:name="endnote reference" w:semiHidden="1" w:unhideWhenUsed="1"/>
+    <w:lsdException w:name="endnote text" w:semiHidden="1" w:unhideWhenUsed="1"/>
+    <w:lsdException w:name="table of authorities" w:semiHidden="1" w:unhideWhenUsed="1"/>
+    <w:lsdException w:name="macro" w:semiHidden="1" w:unhideWhenUsed="1"/>
+    <w:lsdException w:name="toa heading" w:semiHidden="1" w:unhideWhenUsed="1"/>
+    <w:lsdException w:name="List" w:semiHidden="1" w:unhideWhenUsed="1"/>
+    <w:lsdException w:name="List Bullet" w:semiHidden="1" w:unhideWhenUsed="1"/>
+    <w:lsdException w:name="List Number" w:semiHidden="1" w:unhideWhenUsed="1"/>
+    <w:lsdException w:name="List 2" w:semiHidden="1" w:unhideWhenUsed="1"/>
+    <w:lsdException w:name="List 3" w:semiHidden="1" w:unhideWhenUsed="1"/>
+    <w:lsdException w:name="List 4" w:semiHidden="1" w:unhideWhenUsed="1"/>
+    <w:lsdException w:name="List 5" w:semiHidden="1" w:unhideWhenUsed="1"/>
+    <w:lsdException w:name="List Bullet 2" w:semiHidden="1" w:unhideWhenUsed="1"/>
+    <w:lsdException w:name="List Bullet 3" w:semiHidden="1" w:unhideWhenUsed="1"/>
+    <w:lsdException w:name="List Bullet 4" w:semiHidden="1" w:unhideWhenUsed="1"/>
+    <w:lsdException w:name="List Bullet 5" w:semiHidden="1" w:unhideWhenUsed="1"/>
+    <w:lsdException w:name="List Number 2" w:semiHidden="1" w:unhideWhenUsed="1"/>
+    <w:lsdException w:name="List Number 3" w:semiHidden="1" w:unhideWhenUsed="1"/>
+    <w:lsdException w:name="List Number 4" w:semiHidden="1" w:unhideWhenUsed="1"/>
+    <w:lsdException w:name="List Number 5" w:semiHidden="1" w:unhideWhenUsed="1"/>
+    <w:lsdException w:name="Title" w:uiPriority="10" w:qFormat="1"/>
+    <w:lsdException w:name="Closing" w:semiHidden="1" w:unhideWhenUsed="1"/>
+    <w:lsdException w:name="Signature" w:semiHidden="1" w:unhideWhenUsed="1"/>
+    <w:lsdException w:name="Default Paragraph Font" w:semiHidden="1" w:uiPriority="1" w:unhideWhenUsed="1"/>
+    <w:lsdException w:name="Body Text" w:semiHidden="1" w:unhideWhenUsed="1"/>
+    <w:lsdException w:name="Body Text Indent" w:semiHidden="1" w:unhideWhenUsed="1"/>
+    <w:lsdException w:name="List Continue" w:semiHidden="1" w:unhideWhenUsed="1"/>
+    <w:lsdException w:name="List Continue 2" w:semiHidden="1" w:unhideWhenUsed="1"/>
+    <w:lsdException w:name="List Continue 3" w:semiHidden="1" w:unhideWhenUsed="1"/>
+    <w:lsdException w:name="List Continue 4" w:semiHidden="1" w:unhideWhenUsed="1"/>
+    <w:lsdException w:name="List Continue 5" w:semiHidden="1" w:unhideWhenUsed="1"/>
+    <w:lsdException w:name="Message Header" w:semiHidden="1" w:unhideWhenUsed="1"/>
+    <w:lsdException w:name="Subtitle" w:uiPriority="11" w:qFormat="1"/>
+    <w:lsdException w:name="Salutation" w:semiHidden="1" w:unhideWhenUsed="1"/>
+    <w:lsdException w:name="Date" w:semiHidden="1" w:unhideWhenUsed="1"/>
+    <w:lsdException w:name="Body Text First Indent" w:semiHidden="1" w:unhideWhenUsed="1"/>
+    <w:lsdException w:name="Body Text First Indent 2" w:semiHidden="1" w:unhideWhenUsed="1"/>
+    <w:lsdException w:name="Note Heading" w:semiHidden="1" w:unhideWhenUsed="1"/>
+    <w:lsdException w:name="Body Text 2" w:semiHidden="1" w:unhideWhenUsed="1"/>
+    <w:lsdException w:name="Body Text 3" w:semiHidden="1" w:unhideWhenUsed="1"/>
+    <w:lsdException w:name="Body Text Indent 2" w:semiHidden="1" w:unhideWhenUsed="1"/>
+    <w:lsdException w:name="Body Text Indent 3" w:semiHidden="1" w:unhideWhenUsed="1"/>
+    <w:lsdException w:name="Block Text" w:semiHidden="1" w:unhideWhenUsed="1"/>
+    <w:lsdException w:name="Hyperlink" w:semiHidden="1" w:unhideWhenUsed="1"/>
+    <w:lsdException w:name="FollowedHyperlink" w:semiHidden="1" w:unhideWhenUsed="1"/>
+    <w:lsdException w:name="Strong" w:uiPriority="22" w:qFormat="1"/>
+    <w:lsdException w:name="Emphasis" w:uiPriority="20" w:qFormat="1"/>
+    <w:lsdException w:name="Document Map" w:semiHidden="1" w:unhideWhenUsed="1"/>
+    <w:lsdException w:name="Plain Text" w:semiHidden="1" w:unhideWhenUsed="1"/>
+    <w:lsdException w:name="E-mail Signature" w:semiHidden="1" w:unhideWhenUsed="1"/>
+    <w:lsdException w:name="HTML Top of Form" w:semiHidden="1" w:unhideWhenUsed="1"/>
+    <w:lsdException w:name="HTML Bottom of Form" w:semiHidden="1" w:unhideWhenUsed="1"/>
+    <w:lsdException w:name="Normal (Web)" w:semiHidden="1" w:unhideWhenUsed="1"/>
+    <w:lsdException w:name="HTML Acronym" w:semiHidden="1" w:unhideWhenUsed="1"/>
+    <w:lsdException w:name="HTML Address" w:semiHidden="1" w:unhideWhenUsed="1"/>
+    <w:lsdException w:name="HTML Cite" w:semiHidden="1" w:unhideWhenUsed="1"/>
+    <w:lsdException w:name="HTML Code" w:semiHidden="1" w:unhideWhenUsed="1"/>
+    <w:lsdException w:name="HTML Definition" w:semiHidden="1" w:unhideWhenUsed="1"/>
+    <w:lsdException w:name="HTML Keyboard" w:semiHidden="1" w:unhideWhenUsed="1"/>
+    <w:lsdException w:name="HTML Preformatted" w:semiHidden="1" w:unhideWhenUsed="1"/>
+    <w:lsdException w:name="HTML Sample" w:semiHidden="1" w:unhideWhenUsed="1"/>
+    <w:lsdException w:name="HTML Typewriter" w:semiHidden="1" w:unhideWhenUsed="1"/>
+    <w:lsdException w:name="HTML Variable" w:semiHidden="1" w:unhideWhenUsed="1"/>
+    <w:lsdException w:name="Normal Table" w:semiHidden="1" w:unhideWhenUsed="1"/>
+    <w:lsdException w:name="annotation subject" w:semiHidden="1" w:unhideWhenUsed="1"/>
+    <w:lsdException w:name="No List" w:semiHidden="1" w:unhideWhenUsed="1"/>
+    <w:lsdException w:name="Outline List 1" w:semiHidden="1" w:unhideWhenUsed="1"/>
+    <w:lsdException w:name="Outline List 2" w:semiHidden="1" w:unhideWhenUsed="1"/>
+    <w:lsdException w:name="Outline List 3" w:semiHidden="1" w:unhideWhenUsed="1"/>
+    <w:lsdException w:name="Table Simple 1" w:semiHidden="1" w:unhideWhenUsed="1"/>
+    <w:lsdException w:name="Table Simple 2" w:semiHidden="1" w:unhideWhenUsed="1"/>
+    <w:lsdException w:name="Table Simple 3" w:semiHidden="1" w:unhideWhenUsed="1"/>
+    <w:lsdException w:name="Table Classic 1" w:semiHidden="1" w:unhideWhenUsed="1"/>
+    <w:lsdException w:name="Table Classic 2" w:semiHidden="1" w:unhideWhenUsed="1"/>
+    <w:lsdException w:name="Table Classic 3" w:semiHidden="1" w:unhideWhenUsed="1"/>
+    <w:lsdException w:name="Table Classic 4" w:semiHidden="1" w:unhideWhenUsed="1"/>
+    <w:lsdException w:name="Table Colorful 1" w:semiHidden="1" w:unhideWhenUsed="1"/>
+    <w:lsdException w:name="Table Colorful 2" w:semiHidden="1" w:unhideWhenUsed="1"/>
+    <w:lsdException w:name="Table Colorful 3" w:semiHidden="1" w:unhideWhenUsed="1"/>
+    <w:lsdException w:name="Table Columns 1" w:semiHidden="1" w:unhideWhenUsed="1"/>
+    <w:lsdException w:name="Table Columns 2" w:semiHidden="1" w:unhideWhenUsed="1"/>
+    <w:lsdException w:name="Table Columns 3" w:semiHidden="1" w:unhideWhenUsed="1"/>
+    <w:lsdException w:name="Table Columns 4" w:semiHidden="1" w:unhideWhenUsed="1"/>
+    <w:lsdException w:name="Table Columns 5" w:semiHidden="1" w:unhideWhenUsed="1"/>
+    <w:lsdException w:name="Table Grid 1" w:semiHidden="1" w:unhideWhenUsed="1"/>
+    <w:lsdException w:name="Table Grid 2" w:semiHidden="1" w:unhideWhenUsed="1"/>
+    <w:lsdException w:name="Table Grid 3" w:semiHidden="1" w:unhideWhenUsed="1"/>
+    <w:lsdException w:name="Table Grid 4" w:semiHidden="1" w:unhideWhenUsed="1"/>
+    <w:lsdException w:name="Table Grid 5" w:semiHidden="1" w:unhideWhenUsed="1"/>
+    <w:lsdException w:name="Table Grid 6" w:semiHidden="1" w:unhideWhenUsed="1"/>
+    <w:lsdException w:name="Table Grid 7" w:semiHidden="1" w:unhideWhenUsed="1"/>
+    <w:lsdException w:name="Table Grid 8" w:semiHidden="1" w:unhideWhenUsed="1"/>
+    <w:lsdException w:name="Table List 1" w:semiHidden="1" w:unhideWhenUsed="1"/>
+    <w:lsdException w:name="Table List 2" w:semiHidden="1" w:unhideWhenUsed="1"/>
+    <w:lsdException w:name="Table List 3" w:semiHidden="1" w:unhideWhenUsed="1"/>
+    <w:lsdException w:name="Table List 4" w:semiHidden="1" w:unhideWhenUsed="1"/>
+    <w:lsdException w:name="Table List 5" w:semiHidden="1" w:unhideWhenUsed="1"/>
+    <w:lsdException w:name="Table List 6" w:semiHidden="1" w:unhideWhenUsed="1"/>
+    <w:lsdException w:name="Table List 7" w:semiHidden="1" w:unhideWhenUsed="1"/>
+    <w:lsdException w:name="Table List 8" w:semiHidden="1" w:unhideWhenUsed="1"/>
+    <w:lsdException w:name="Table 3D effects 1" w:semiHidden="1" w:unhideWhenUsed="1"/>
+    <w:lsdException w:name="Table 3D effects 2" w:semiHidden="1" w:unhideWhenUsed="1"/>
+    <w:lsdException w:name="Table 3D effects 3" w:semiHidden="1" w:unhideWhenUsed="1"/>
+    <w:lsdException w:name="Table Contemporary" w:semiHidden="1" w:unhideWhenUsed="1"/>
+    <w:lsdException w:name="Table Elegant" w:semiHidden="1" w:unhideWhenUsed="1"/>
+    <w:lsdException w:name="Table Professional" w:semiHidden="1" w:unhideWhenUsed="1"/>
+    <w:lsdException w:name="Table Subtle 1" w:semiHidden="1" w:unhideWhenUsed="1"/>
+    <w:lsdException w:name="Table Subtle 2" w:semiHidden="1" w:unhideWhenUsed="1"/>
+    <w:lsdException w:name="Table Web 1" w:semiHidden="1" w:unhideWhenUsed="1"/>
+    <w:lsdException w:name="Table Web 2" w:semiHidden="1" w:unhideWhenUsed="1"/>
+    <w:lsdException w:name="Table Web 3" w:semiHidden="1" w:unhideWhenUsed="1"/>
+    <w:lsdException w:name="Balloon Text" w:semiHidden="1" w:unhideWhenUsed="1"/>
+    <w:lsdException w:name="Table Grid" w:uiPriority="39"/>
+    <w:lsdException w:name="Table Theme" w:semiHidden="1" w:unhideWhenUsed="1"/>
+    <w:lsdException w:name="Placeholder Text" w:semiHidden="1"/>
+    <w:lsdException w:name="No Spacing" w:uiPriority="1" w:qFormat="1"/>
+    <w:lsdException w:name="Light Shading" w:uiPriority="60"/>
+    <w:lsdException w:name="Light List" w:uiPriority="61"/>
+    <w:lsdException w:name="Light Grid" w:uiPriority="62"/>
+    <w:lsdException w:name="Medium Shading 1" w:uiPriority="63"/>
+    <w:lsdException w:name="Medium Shading 2" w:uiPriority="64"/>
+    <w:lsdException w:name="Medium List 1" w:uiPriority="65"/>
+    <w:lsdException w:name="Medium List 2" w:uiPriority="66"/>
+    <w:lsdException w:name="Medium Grid 1" w:uiPriority="67"/>
+    <w:lsdException w:name="Medium Grid 2" w:uiPriority="68"/>
+    <w:lsdException w:name="Medium Grid 3" w:uiPriority="69"/>
+    <w:lsdException w:name="Dark List" w:uiPriority="70"/>
+    <w:lsdException w:name="Colorful Shading" w:uiPriority="71"/>
+    <w:lsdException w:name="Colorful List" w:uiPriority="72"/>
+    <w:lsdException w:name="Colorful Grid" w:uiPriority="73"/>
+    <w:lsdException w:name="Light Shading Accent 1" w:uiPriority="60"/>
+    <w:lsdException w:name="Light List Accent 1" w:uiPriority="61"/>
+    <w:lsdException w:name="Light Grid Accent 1" w:uiPriority="62"/>
+    <w:lsdException w:name="Medium Shading 1 Accent 1" w:uiPriority="63"/>
+    <w:lsdException w:name="Medium Shading 2 Accent 1" w:uiPriority="64"/>
+    <w:lsdException w:name="Medium List 1 Accent 1" w:uiPriority="65"/>
+    <w:lsdException w:name="Revision" w:semiHidden="1"/>
+    <w:lsdException w:name="List Paragraph" w:uiPriority="34" w:qFormat="1"/>
+    <w:lsdException w:name="Quote" w:uiPriority="29" w:qFormat="1"/>
+    <w:lsdException w:name="Intense Quote" w:uiPriority="30" w:qFormat="1"/>
+    <w:lsdException w:name="Medium List 2 Accent 1" w:uiPriority="66"/>
+    <w:lsdException w:name="Medium Grid 1 Accent 1" w:uiPriority="67"/>
+    <w:lsdException w:name="Medium Grid 2 Accent 1" w:uiPriority="68"/>
+    <w:lsdException w:name="Medium Grid 3 Accent 1" w:uiPriority="69"/>
+    <w:lsdException w:name="Dark List Accent 1" w:uiPriority="70"/>
+    <w:lsdException w:name="Colorful Shading Accent 1" w:uiPriority="71"/>
+    <w:lsdException w:name="Colorful List Accent 1" w:uiPriority="72"/>
+    <w:lsdException w:name="Colorful Grid Accent 1" w:uiPriority="73"/>
+    <w:lsdException w:name="Light Shading Accent 2" w:uiPriority="60"/>
+    <w:lsdException w:name="Light List Accent 2" w:uiPriority="61"/>
+    <w:lsdException w:name="Light Grid Accent 2" w:uiPriority="62"/>
+    <w:lsdException w:name="Medium Shading 1 Accent 2" w:uiPriority="63"/>
+    <w:lsdException w:name="Medium Shading 2 Accent 2" w:uiPriority="64"/>
+    <w:lsdException w:name="Medium List 1 Accent 2" w:uiPriority="65"/>
+    <w:lsdException w:name="Medium List 2 Accent 2" w:uiPriority="66"/>
+    <w:lsdException w:name="Medium Grid 1 Accent 2" w:uiPriority="67"/>
+    <w:lsdException w:name="Medium Grid 2 Accent 2" w:uiPriority="68"/>
+    <w:lsdException w:name="Medium Grid 3 Accent 2" w:uiPriority="69"/>
+    <w:lsdException w:name="Dark List Accent 2" w:uiPriority="70"/>
+    <w:lsdException w:name="Colorful Shading Accent 2" w:uiPriority="71"/>
+    <w:lsdException w:name="Colorful List Accent 2" w:uiPriority="72"/>
+    <w:lsdException w:name="Colorful Grid Accent 2" w:uiPriority="73"/>
+    <w:lsdException w:name="Light Shading Accent 3" w:uiPriority="60"/>
+    <w:lsdException w:name="Light List Accent 3" w:uiPriority="61"/>
+    <w:lsdException w:name="Light Grid Accent 3" w:uiPriority="62"/>
+    <w:lsdException w:name="Medium Shading 1 Accent 3" w:uiPriority="63"/>
+    <w:lsdException w:name="Medium Shading 2 Accent 3" w:uiPriority="64"/>
+    <w:lsdException w:name="Medium List 1 Accent 3" w:uiPriority="65"/>
+    <w:lsdException w:name="Medium List 2 Accent 3" w:uiPriority="66"/>
+    <w:lsdException w:name="Medium Grid 1 Accent 3" w:uiPriority="67"/>
+    <w:lsdException w:name="Medium Grid 2 Accent 3" w:uiPriority="68"/>
+    <w:lsdException w:name="Medium Grid 3 Accent 3" w:uiPriority="69"/>
+    <w:lsdException w:name="Dark List Accent 3" w:uiPriority="70"/>
+    <w:lsdException w:name="Colorful Shading Accent 3" w:uiPriority="71"/>
+    <w:lsdException w:name="Colorful List Accent 3" w:uiPriority="72"/>
+    <w:lsdException w:name="Colorful Grid Accent 3" w:uiPriority="73"/>
+    <w:lsdException w:name="Light Shading Accent 4" w:uiPriority="60"/>
+    <w:lsdException w:name="Light List Accent 4" w:uiPriority="61"/>
+    <w:lsdException w:name="Light Grid Accent 4" w:uiPriority="62"/>
+    <w:lsdException w:name="Medium Shading 1 Accent 4" w:uiPriority="63"/>
+    <w:lsdException w:name="Medium Shading 2 Accent 4" w:uiPriority="64"/>
+    <w:lsdException w:name="Medium List 1 Accent 4" w:uiPriority="65"/>
+    <w:lsdException w:name="Medium List 2 Accent 4" w:uiPriority="66"/>
+    <w:lsdException w:name="Medium Grid 1 Accent 4" w:uiPriority="67"/>
+    <w:lsdException w:name="Medium Grid 2 Accent 4" w:uiPriority="68"/>
+    <w:lsdException w:name="Medium Grid 3 Accent 4" w:uiPriority="69"/>
+    <w:lsdException w:name="Dark List Accent 4" w:uiPriority="70"/>
+    <w:lsdException w:name="Colorful Shading Accent 4" w:uiPriority="71"/>
+    <w:lsdException w:name="Colorful List Accent 4" w:uiPriority="72"/>
+    <w:lsdException w:name="Colorful Grid Accent 4" w:uiPriority="73"/>
+    <w:lsdException w:name="Light Shading Accent 5" w:uiPriority="60"/>
+    <w:lsdException w:name="Light List Accent 5" w:uiPriority="61"/>
+    <w:lsdException w:name="Light Grid Accent 5" w:uiPriority="62"/>
+    <w:lsdException w:name="Medium Shading 1 Accent 5" w:uiPriority="63"/>
+    <w:lsdException w:name="Medium Shading 2 Accent 5" w:uiPriority="64"/>
+    <w:lsdException w:name="Medium List 1 Accent 5" w:uiPriority="65"/>
+    <w:lsdException w:name="Medium List 2 Accent 5" w:uiPriority="66"/>
+    <w:lsdException w:name="Medium Grid 1 Accent 5" w:uiPriority="67"/>
+    <w:lsdException w:name="Medium Grid 2 Accent 5" w:uiPriority="68"/>
+    <w:lsdException w:name="Medium Grid 3 Accent 5" w:uiPriority="69"/>
+    <w:lsdException w:name="Dark List Accent 5" w:uiPriority="70"/>
+    <w:lsdException w:name="Colorful Shading Accent 5" w:uiPriority="71"/>
+    <w:lsdException w:name="Colorful List Accent 5" w:uiPriority="72"/>
+    <w:lsdException w:name="Colorful Grid Accent 5" w:uiPriority="73"/>
+    <w:lsdException w:name="Light Shading Accent 6" w:uiPriority="60"/>
+    <w:lsdException w:name="Light List Accent 6" w:uiPriority="61"/>
+    <w:lsdException w:name="Light Grid Accent 6" w:uiPriority="62"/>
+    <w:lsdException w:name="Medium Shading 1 Accent 6" w:uiPriority="63"/>
+    <w:lsdException w:name="Medium Shading 2 Accent 6" w:uiPriority="64"/>
+    <w:lsdException w:name="Medium List 1 Accent 6" w:uiPriority="65"/>
+    <w:lsdException w:name="Medium List 2 Accent 6" w:uiPriority="66"/>
+    <w:lsdException w:name="Medium Grid 1 Accent 6" w:uiPriority="67"/>
+    <w:lsdException w:name="Medium Grid 2 Accent 6" w:uiPriority="68"/>
+    <w:lsdException w:name="Medium Grid 3 Accent 6" w:uiPriority="69"/>
+    <w:lsdException w:name="Dark List Accent 6" w:uiPriority="70"/>
+    <w:lsdException w:name="Colorful Shading Accent 6" w:uiPriority="71"/>
+    <w:lsdException w:name="Colorful List Accent 6" w:uiPriority="72"/>
+    <w:lsdException w:name="Colorful Grid Accent 6" w:uiPriority="73"/>
+    <w:lsdException w:name="Subtle Emphasis" w:uiPriority="19" w:qFormat="1"/>
+    <w:lsdException w:name="Intense Emphasis" w:uiPriority="21" w:qFormat="1"/>
+    <w:lsdException w:name="Subtle Reference" w:uiPriority="31" w:qFormat="1"/>
+    <w:lsdException w:name="Intense Reference" w:uiPriority="32" w:qFormat="1"/>
+    <w:lsdException w:name="Book Title" w:uiPriority="33" w:qFormat="1"/>
+    <w:lsdException w:name="Bibliography" w:semiHidden="1" w:uiPriority="37" w:unhideWhenUsed="1"/>
+    <w:lsdException w:name="TOC Heading" w:semiHidden="1" w:uiPriority="39" w:unhideWhenUsed="1" w:qFormat="1"/>
+    <w:lsdException w:name="Plain Table 1" w:uiPriority="41"/>
+    <w:lsdException w:name="Plain Table 2" w:uiPriority="42"/>
+    <w:lsdException w:name="Plain Table 3" w:uiPriority="43"/>
+    <w:lsdException w:name="Plain Table 4" w:uiPriority="44"/>
+    <w:lsdException w:name="Plain Table 5" w:uiPriority="45"/>
+    <w:lsdException w:name="Grid Table Light" w:uiPriority="40"/>
+    <w:lsdException w:name="Grid Table 1 Light" w:uiPriority="46"/>
+    <w:lsdException w:name="Grid Table 2" w:uiPriority="47"/>
+    <w:lsdException w:name="Grid Table 3" w:uiPriority="48"/>
+    <w:lsdException w:name="Grid Table 4" w:uiPriority="49"/>
+    <w:lsdException w:name="Grid Table 5 Dark" w:uiPriority="50"/>
+    <w:lsdException w:name="Grid Table 6 Colorful" w:uiPriority="51"/>
+    <w:lsdException w:name="Grid Table 7 Colorful" w:uiPriority="52"/>
+    <w:lsdException w:name="Grid Table 1 Light Accent 1" w:uiPriority="46"/>
+    <w:lsdException w:name="Grid Table 2 Accent 1" w:uiPriority="47"/>
+    <w:lsdException w:name="Grid Table 3 Accent 1" w:uiPriority="48"/>
+    <w:lsdException w:name="Grid Table 4 Accent 1" w:uiPriority="49"/>
+    <w:lsdException w:name="Grid Table 5 Dark Accent 1" w:uiPriority="50"/>
+    <w:lsdException w:name="Grid Table 6 Colorful Accent 1" w:uiPriority="51"/>
+    <w:lsdException w:name="Grid Table 7 Colorful Accent 1" w:uiPriority="52"/>
+    <w:lsdException w:name="Grid Table 1 Light Accent 2" w:uiPriority="46"/>
+    <w:lsdException w:name="Grid Table 2 Accent 2" w:uiPriority="47"/>
+    <w:lsdException w:name="Grid Table 3 Accent 2" w:uiPriority="48"/>
+    <w:lsdException w:name="Grid Table 4 Accent 2" w:uiPriority="49"/>
+    <w:lsdException w:name="Grid Table 5 Dark Accent 2" w:uiPriority="50"/>
+    <w:lsdException w:name="Grid Table 6 Colorful Accent 2" w:uiPriority="51"/>
+    <w:lsdException w:name="Grid Table 7 Colorful Accent 2" w:uiPriority="52"/>
+    <w:lsdException w:name="Grid Table 1 Light Accent 3" w:uiPriority="46"/>
+    <w:lsdException w:name="Grid Table 2 Accent 3" w:uiPriority="47"/>
+    <w:lsdException w:name="Grid Table 3 Accent 3" w:uiPriority="48"/>
+    <w:lsdException w:name="Grid Table 4 Accent 3" w:uiPriority="49"/>
+    <w:lsdException w:name="Grid Table 5 Dark Accent 3" w:uiPriority="50"/>
+    <w:lsdException w:name="Grid Table 6 Colorful Accent 3" w:uiPriority="51"/>
+    <w:lsdException w:name="Grid Table 7 Colorful Accent 3" w:uiPriority="52"/>
+    <w:lsdException w:name="Grid Table 1 Light Accent 4" w:uiPriority="46"/>
+    <w:lsdException w:name="Grid Table 2 Accent 4" w:uiPriority="47"/>
+    <w:lsdException w:name="Grid Table 3 Accent 4" w:uiPriority="48"/>
+    <w:lsdException w:name="Grid Table 4 Accent 4" w:uiPriority="49"/>
+    <w:lsdException w:name="Grid Table 5 Dark Accent 4" w:uiPriority="50"/>
+    <w:lsdException w:name="Grid Table 6 Colorful Accent 4" w:uiPriority="51"/>
+    <w:lsdException w:name="Grid Table 7 Colorful Accent 4" w:uiPriority="52"/>
+    <w:lsdException w:name="Grid Table 1 Light Accent 5" w:uiPriority="46"/>
+    <w:lsdException w:name="Grid Table 2 Accent 5" w:uiPriority="47"/>
+    <w:lsdException w:name="Grid Table 3 Accent 5" w:uiPriority="48"/>
+    <w:lsdException w:name="Grid Table 4 Accent 5" w:uiPriority="49"/>
+    <w:lsdException w:name="Grid Table 5 Dark Accent 5" w:uiPriority="50"/>
+    <w:lsdException w:name="Grid Table 6 Colorful Accent 5" w:uiPriority="51"/>
+    <w:lsdException w:name="Grid Table 7 Colorful Accent 5" w:uiPriority="52"/>
+    <w:lsdException w:name="Grid Table 1 Light Accent 6" w:uiPriority="46"/>
+    <w:lsdException w:name="Grid Table 2 Accent 6" w:uiPriority="47"/>
+    <w:lsdException w:name="Grid Table 3 Accent 6" w:uiPriority="48"/>
+    <w:lsdException w:name="Grid Table 4 Accent 6" w:uiPriority="49"/>
+    <w:lsdException w:name="Grid Table 5 Dark Accent 6" w:uiPriority="50"/>
+    <w:lsdException w:name="Grid Table 6 Colorful Accent 6" w:uiPriority="51"/>
+    <w:lsdException w:name="Grid Table 7 Colorful Accent 6" w:uiPriority="52"/>
+    <w:lsdException w:name="List Table 1 Light" w:uiPriority="46"/>
+    <w:lsdException w:name="List Table 2" w:uiPriority="47"/>
+    <w:lsdException w:name="List Table 3" w:uiPriority="48"/>
+    <w:lsdException w:name="List Table 4" w:uiPriority="49"/>
+    <w:lsdException w:name="List Table 5 Dark" w:uiPriority="50"/>
+    <w:lsdException w:name="List Table 6 Colorful" w:uiPriority="51"/>
+    <w:lsdException w:name="List Table 7 Colorful" w:uiPriority="52"/>
+    <w:lsdException w:name="List Table 1 Light Accent 1" w:uiPriority="46"/>
+    <w:lsdException w:name="List Table 2 Accent 1" w:uiPriority="47"/>
+    <w:lsdException w:name="List Table 3 Accent 1" w:uiPriority="48"/>
+    <w:lsdException w:name="List Table 4 Accent 1" w:uiPriority="49"/>
+    <w:lsdException w:name="List Table 5 Dark Accent 1" w:uiPriority="50"/>
+    <w:lsdException w:name="List Table 6 Colorful Accent 1" w:uiPriority="51"/>
+    <w:lsdException w:name="List Table 7 Colorful Accent 1" w:uiPriority="52"/>
+    <w:lsdException w:name="List Table 1 Light Accent 2" w:uiPriority="46"/>
+    <w:lsdException w:name="List Table 2 Accent 2" w:uiPriority="47"/>
+    <w:lsdException w:name="List Table 3 Accent 2" w:uiPriority="48"/>
+    <w:lsdException w:name="List Table 4 Accent 2" w:uiPriority="49"/>
+    <w:lsdException w:name="List Table 5 Dark Accent 2" w:uiPriority="50"/>
+    <w:lsdException w:name="List Table 6 Colorful Accent 2" w:uiPriority="51"/>
+    <w:lsdException w:name="List Table 7 Colorful Accent 2" w:uiPriority="52"/>
+    <w:lsdException w:name="List Table 1 Light Accent 3" w:uiPriority="46"/>
+    <w:lsdException w:name="List Table 2 Accent 3" w:uiPriority="47"/>
+    <w:lsdException w:name="List Table 3 Accent 3" w:uiPriority="48"/>
+    <w:lsdException w:name="List Table 4 Accent 3" w:uiPriority="49"/>
+    <w:lsdException w:name="List Table 5 Dark Accent 3" w:uiPriority="50"/>
+    <w:lsdException w:name="List Table 6 Colorful Accent 3" w:uiPriority="51"/>
+    <w:lsdException w:name="List Table 7 Colorful Accent 3" w:uiPriority="52"/>
+    <w:lsdException w:name="List Table 1 Light Accent 4" w:uiPriority="46"/>
+    <w:lsdException w:name="List Table 2 Accent 4" w:uiPriority="47"/>
+    <w:lsdException w:name="List Table 3 Accent 4" w:uiPriority="48"/>
+    <w:lsdException w:name="List Table 4 Accent 4" w:uiPriority="49"/>
+    <w:lsdException w:name="List Table 5 Dark Accent 4" w:uiPriority="50"/>
+    <w:lsdException w:name="List Table 6 Colorful Accent 4" w:uiPriority="51"/>
+    <w:lsdException w:name="List Table 7 Colorful Accent 4" w:uiPriority="52"/>
+    <w:lsdException w:name="List Table 1 Light Accent 5" w:uiPriority="46"/>
+    <w:lsdException w:name="List Table 2 Accent 5" w:uiPriority="47"/>
+    <w:lsdException w:name="List Table 3 Accent 5" w:uiPriority="48"/>
+    <w:lsdException w:name="List Table 4 Accent 5" w:uiPriority="49"/>
+    <w:lsdException w:name="List Table 5 Dark Accent 5" w:uiPriority="50"/>
+    <w:lsdException w:name="List Table 6 Colorful Accent 5" w:uiPriority="51"/>
+    <w:lsdException w:name="List Table 7 Colorful Accent 5" w:uiPriority="52"/>
+    <w:lsdException w:name="List Table 1 Light Accent 6" w:uiPriority="46"/>
+    <w:lsdException w:name="List Table 2 Accent 6" w:uiPriority="47"/>
+    <w:lsdException w:name="List Table 3 Accent 6" w:uiPriority="48"/>
+    <w:lsdException w:name="List Table 4 Accent 6" w:uiPriority="49"/>
+    <w:lsdException w:name="List Table 5 Dark Accent 6" w:uiPriority="50"/>
+    <w:lsdException w:name="List Table 6 Colorful Accent 6" w:uiPriority="51"/>
+    <w:lsdException w:name="List Table 7 Colorful Accent 6" w:uiPriority="52"/>
+    <w:lsdException w:name="Mention" w:semiHidden="1" w:unhideWhenUsed="1"/>
+    <w:lsdException w:name="Smart Hyperlink" w:semiHidden="1" w:unhideWhenUsed="1"/>
+    <w:lsdException w:name="Hashtag" w:semiHidden="1" w:unhideWhenUsed="1"/>
+    <w:lsdException w:name="Unresolved Mention" w:semiHidden="1" w:unhideWhenUsed="1"/>
+    <w:lsdException w:name="Smart Link" w:semiHidden="1" w:unhideWhenUsed="1"/>
+  </w:latentStyles>
+  <w:style w:type="paragraph" w:default="1" w:styleId="Normal">
+    <w:name w:val="Normal"/>
+    <w:qFormat/>
   </w:style>
   <w:style w:type="paragraph" w:styleId="Heading1">
     <w:name w:val="heading 1"/>
     <w:basedOn w:val="Normal"/>
     <w:next w:val="Normal"/>
+    <w:uiPriority w:val="9"/>
+    <w:qFormat/>
     <w:pPr>
-      <w:keepNext w:val="0"/>
-      <w:keepLines w:val="0"/>
-      <w:pageBreakBefore w:val="0"/>
-      <w:widowControl w:val="1"/>
       <w:pBdr>
-        <w:top w:space="0" w:sz="0" w:val="nil"/>
-        <w:left w:space="0" w:sz="0" w:val="nil"/>
-        <w:bottom w:space="0" w:sz="0" w:val="nil"/>
-        <w:right w:space="0" w:sz="0" w:val="nil"/>
-        <w:between w:space="0" w:sz="0" w:val="nil"/>
+        <w:top w:val="nil"/>
+        <w:left w:val="nil"/>
+        <w:bottom w:val="nil"/>
+        <w:right w:val="nil"/>
+        <w:between w:val="nil"/>
       </w:pBdr>
-      <w:shd w:fill="auto" w:val="clear"/>
-      <w:spacing w:after="0" w:before="0" w:line="240" w:lineRule="auto"/>
-      <w:ind w:left="0" w:right="0" w:firstLine="0"/>
-      <w:jc w:val="left"/>
+      <w:outlineLvl w:val="0"/>
     </w:pPr>
     <w:rPr>
-      <w:rFonts w:ascii="Times New Roman" w:cs="Times New Roman" w:eastAsia="Times New Roman" w:hAnsi="Times New Roman"/>
-      <w:b w:val="0"/>
-      <w:bCs w:val="0"/>
-      <w:i w:val="0"/>
-      <w:iCs w:val="0"/>
-      <w:smallCaps w:val="0"/>
-      <w:strike w:val="0"/>
-      <w:color w:val="2e74b5"/>
+      <w:color w:val="2E74B5"/>
       <w:sz w:val="32"/>
       <w:szCs w:val="32"/>
-      <w:u w:val="none"/>
-      <w:shd w:fill="auto" w:val="clear"/>
-      <w:vertAlign w:val="baseline"/>
     </w:rPr>
   </w:style>
   <w:style w:type="paragraph" w:styleId="Heading2">
     <w:name w:val="heading 2"/>
     <w:basedOn w:val="Normal"/>
     <w:next w:val="Normal"/>
+    <w:uiPriority w:val="9"/>
+    <w:semiHidden/>
+    <w:unhideWhenUsed/>
+    <w:qFormat/>
     <w:pPr>
-      <w:keepNext w:val="0"/>
-      <w:keepLines w:val="0"/>
-      <w:pageBreakBefore w:val="0"/>
-      <w:widowControl w:val="1"/>
       <w:pBdr>
-        <w:top w:space="0" w:sz="0" w:val="nil"/>
-        <w:left w:space="0" w:sz="0" w:val="nil"/>
-        <w:bottom w:space="0" w:sz="0" w:val="nil"/>
-        <w:right w:space="0" w:sz="0" w:val="nil"/>
-        <w:between w:space="0" w:sz="0" w:val="nil"/>
+        <w:top w:val="nil"/>
+        <w:left w:val="nil"/>
+        <w:bottom w:val="nil"/>
+        <w:right w:val="nil"/>
+        <w:between w:val="nil"/>
       </w:pBdr>
-      <w:shd w:fill="auto" w:val="clear"/>
-      <w:spacing w:after="0" w:before="0" w:line="240" w:lineRule="auto"/>
-      <w:ind w:left="0" w:right="0" w:firstLine="0"/>
-      <w:jc w:val="left"/>
+      <w:outlineLvl w:val="1"/>
     </w:pPr>
     <w:rPr>
-      <w:rFonts w:ascii="Times New Roman" w:cs="Times New Roman" w:eastAsia="Times New Roman" w:hAnsi="Times New Roman"/>
-      <w:b w:val="0"/>
-      <w:bCs w:val="0"/>
-      <w:i w:val="0"/>
-      <w:iCs w:val="0"/>
-      <w:smallCaps w:val="0"/>
-      <w:strike w:val="0"/>
-      <w:color w:val="2e74b5"/>
+      <w:color w:val="2E74B5"/>
       <w:sz w:val="26"/>
       <w:szCs w:val="26"/>
-      <w:u w:val="none"/>
-      <w:shd w:fill="auto" w:val="clear"/>
-      <w:vertAlign w:val="baseline"/>
     </w:rPr>
   </w:style>
   <w:style w:type="paragraph" w:styleId="Heading3">
     <w:name w:val="heading 3"/>
     <w:basedOn w:val="Normal"/>
     <w:next w:val="Normal"/>
+    <w:uiPriority w:val="9"/>
+    <w:semiHidden/>
+    <w:unhideWhenUsed/>
+    <w:qFormat/>
     <w:pPr>
-      <w:keepNext w:val="0"/>
-      <w:keepLines w:val="0"/>
-      <w:pageBreakBefore w:val="0"/>
-      <w:widowControl w:val="1"/>
       <w:pBdr>
-        <w:top w:space="0" w:sz="0" w:val="nil"/>
-        <w:left w:space="0" w:sz="0" w:val="nil"/>
-        <w:bottom w:space="0" w:sz="0" w:val="nil"/>
-        <w:right w:space="0" w:sz="0" w:val="nil"/>
-        <w:between w:space="0" w:sz="0" w:val="nil"/>
+        <w:top w:val="nil"/>
+        <w:left w:val="nil"/>
+        <w:bottom w:val="nil"/>
+        <w:right w:val="nil"/>
+        <w:between w:val="nil"/>
       </w:pBdr>
-      <w:shd w:fill="auto" w:val="clear"/>
-      <w:spacing w:after="0" w:before="0" w:line="240" w:lineRule="auto"/>
-      <w:ind w:left="0" w:right="0" w:firstLine="0"/>
-      <w:jc w:val="left"/>
+      <w:outlineLvl w:val="2"/>
     </w:pPr>
     <w:rPr>
-      <w:rFonts w:ascii="Times New Roman" w:cs="Times New Roman" w:eastAsia="Times New Roman" w:hAnsi="Times New Roman"/>
-      <w:b w:val="0"/>
-      <w:bCs w:val="0"/>
-      <w:i w:val="0"/>
-      <w:iCs w:val="0"/>
-      <w:smallCaps w:val="0"/>
-      <w:strike w:val="0"/>
-      <w:color w:val="1f4d78"/>
+      <w:color w:val="1F4D78"/>
       <w:sz w:val="24"/>
       <w:szCs w:val="24"/>
-      <w:u w:val="none"/>
-      <w:shd w:fill="auto" w:val="clear"/>
-      <w:vertAlign w:val="baseline"/>
     </w:rPr>
   </w:style>
   <w:style w:type="paragraph" w:styleId="Heading4">
     <w:name w:val="heading 4"/>
     <w:basedOn w:val="Normal"/>
     <w:next w:val="Normal"/>
+    <w:uiPriority w:val="9"/>
+    <w:semiHidden/>
+    <w:unhideWhenUsed/>
+    <w:qFormat/>
     <w:pPr>
-      <w:keepNext w:val="0"/>
-      <w:keepLines w:val="0"/>
-      <w:pageBreakBefore w:val="0"/>
-      <w:widowControl w:val="1"/>
       <w:pBdr>
-        <w:top w:space="0" w:sz="0" w:val="nil"/>
-        <w:left w:space="0" w:sz="0" w:val="nil"/>
-        <w:bottom w:space="0" w:sz="0" w:val="nil"/>
-        <w:right w:space="0" w:sz="0" w:val="nil"/>
-        <w:between w:space="0" w:sz="0" w:val="nil"/>
+        <w:top w:val="nil"/>
+        <w:left w:val="nil"/>
+        <w:bottom w:val="nil"/>
+        <w:right w:val="nil"/>
+        <w:between w:val="nil"/>
       </w:pBdr>
-      <w:shd w:fill="auto" w:val="clear"/>
-      <w:spacing w:after="0" w:before="0" w:line="240" w:lineRule="auto"/>
-      <w:ind w:left="0" w:right="0" w:firstLine="0"/>
-      <w:jc w:val="left"/>
+      <w:outlineLvl w:val="3"/>
     </w:pPr>
     <w:rPr>
-      <w:rFonts w:ascii="Times New Roman" w:cs="Times New Roman" w:eastAsia="Times New Roman" w:hAnsi="Times New Roman"/>
-      <w:b w:val="0"/>
-      <w:bCs w:val="0"/>
-      <w:i w:val="1"/>
-      <w:iCs w:val="1"/>
-      <w:smallCaps w:val="0"/>
-      <w:strike w:val="0"/>
-      <w:color w:val="2e74b5"/>
-      <w:sz w:val="20"/>
-      <w:szCs w:val="20"/>
-      <w:u w:val="none"/>
-      <w:shd w:fill="auto" w:val="clear"/>
-      <w:vertAlign w:val="baseline"/>
+      <w:i/>
+      <w:iCs/>
+      <w:color w:val="2E74B5"/>
     </w:rPr>
   </w:style>
   <w:style w:type="paragraph" w:styleId="Heading5">
     <w:name w:val="heading 5"/>
     <w:basedOn w:val="Normal"/>
     <w:next w:val="Normal"/>
+    <w:uiPriority w:val="9"/>
+    <w:semiHidden/>
+    <w:unhideWhenUsed/>
+    <w:qFormat/>
     <w:pPr>
-      <w:keepNext w:val="0"/>
-      <w:keepLines w:val="0"/>
-      <w:pageBreakBefore w:val="0"/>
-      <w:widowControl w:val="1"/>
       <w:pBdr>
-        <w:top w:space="0" w:sz="0" w:val="nil"/>
-        <w:left w:space="0" w:sz="0" w:val="nil"/>
-        <w:bottom w:space="0" w:sz="0" w:val="nil"/>
-        <w:right w:space="0" w:sz="0" w:val="nil"/>
-        <w:between w:space="0" w:sz="0" w:val="nil"/>
+        <w:top w:val="nil"/>
+        <w:left w:val="nil"/>
+        <w:bottom w:val="nil"/>
+        <w:right w:val="nil"/>
+        <w:between w:val="nil"/>
       </w:pBdr>
-      <w:shd w:fill="auto" w:val="clear"/>
-      <w:spacing w:after="0" w:before="0" w:line="240" w:lineRule="auto"/>
-      <w:ind w:left="0" w:right="0" w:firstLine="0"/>
-      <w:jc w:val="left"/>
+      <w:outlineLvl w:val="4"/>
     </w:pPr>
     <w:rPr>
-      <w:rFonts w:ascii="Times New Roman" w:cs="Times New Roman" w:eastAsia="Times New Roman" w:hAnsi="Times New Roman"/>
-      <w:b w:val="0"/>
-      <w:bCs w:val="0"/>
-      <w:i w:val="0"/>
-      <w:iCs w:val="0"/>
-      <w:smallCaps w:val="0"/>
-      <w:strike w:val="0"/>
-      <w:color w:val="2e74b5"/>
-      <w:sz w:val="20"/>
-      <w:szCs w:val="20"/>
-      <w:u w:val="none"/>
-      <w:shd w:fill="auto" w:val="clear"/>
-      <w:vertAlign w:val="baseline"/>
+      <w:color w:val="2E74B5"/>
     </w:rPr>
   </w:style>
   <w:style w:type="paragraph" w:styleId="Heading6">
     <w:name w:val="heading 6"/>
     <w:basedOn w:val="Normal"/>
     <w:next w:val="Normal"/>
+    <w:uiPriority w:val="9"/>
+    <w:semiHidden/>
+    <w:unhideWhenUsed/>
+    <w:qFormat/>
     <w:pPr>
-      <w:keepNext w:val="0"/>
-      <w:keepLines w:val="0"/>
-      <w:pageBreakBefore w:val="0"/>
-      <w:widowControl w:val="1"/>
       <w:pBdr>
-        <w:top w:space="0" w:sz="0" w:val="nil"/>
-        <w:left w:space="0" w:sz="0" w:val="nil"/>
-        <w:bottom w:space="0" w:sz="0" w:val="nil"/>
-        <w:right w:space="0" w:sz="0" w:val="nil"/>
-        <w:between w:space="0" w:sz="0" w:val="nil"/>
+        <w:top w:val="nil"/>
+        <w:left w:val="nil"/>
+        <w:bottom w:val="nil"/>
+        <w:right w:val="nil"/>
+        <w:between w:val="nil"/>
       </w:pBdr>
-      <w:shd w:fill="auto" w:val="clear"/>
-      <w:spacing w:after="0" w:before="0" w:line="240" w:lineRule="auto"/>
-      <w:ind w:left="0" w:right="0" w:firstLine="0"/>
-      <w:jc w:val="left"/>
+      <w:outlineLvl w:val="5"/>
     </w:pPr>
     <w:rPr>
-      <w:rFonts w:ascii="Times New Roman" w:cs="Times New Roman" w:eastAsia="Times New Roman" w:hAnsi="Times New Roman"/>
-      <w:b w:val="0"/>
-      <w:bCs w:val="0"/>
-      <w:i w:val="0"/>
-      <w:iCs w:val="0"/>
-      <w:smallCaps w:val="0"/>
-      <w:strike w:val="0"/>
-      <w:color w:val="1f4d78"/>
-      <w:sz w:val="20"/>
-      <w:szCs w:val="20"/>
-      <w:u w:val="none"/>
-      <w:shd w:fill="auto" w:val="clear"/>
-      <w:vertAlign w:val="baseline"/>
+      <w:color w:val="1F4D78"/>
     </w:rPr>
+  </w:style>
+  <w:style w:type="character" w:default="1" w:styleId="DefaultParagraphFont">
+    <w:name w:val="Default Paragraph Font"/>
+    <w:uiPriority w:val="1"/>
+    <w:semiHidden/>
+    <w:unhideWhenUsed/>
+  </w:style>
+  <w:style w:type="table" w:default="1" w:styleId="TableNormal">
+    <w:name w:val="Normal Table"/>
+    <w:uiPriority w:val="99"/>
+    <w:semiHidden/>
+    <w:unhideWhenUsed/>
+    <w:tblPr>
+      <w:tblInd w:w="0" w:type="dxa"/>
+      <w:tblCellMar>
+        <w:top w:w="0" w:type="dxa"/>
+        <w:left w:w="108" w:type="dxa"/>
+        <w:bottom w:w="0" w:type="dxa"/>
+        <w:right w:w="108" w:type="dxa"/>
+      </w:tblCellMar>
+    </w:tblPr>
+  </w:style>
+  <w:style w:type="numbering" w:default="1" w:styleId="NoList">
+    <w:name w:val="No List"/>
+    <w:uiPriority w:val="99"/>
+    <w:semiHidden/>
+    <w:unhideWhenUsed/>
+  </w:style>
+  <w:style w:type="table" w:customStyle="1" w:styleId="TableNormal0">
+    <w:name w:val="TableNormal"/>
+    <w:tblPr>
+      <w:tblCellMar>
+        <w:top w:w="100" w:type="dxa"/>
+        <w:left w:w="100" w:type="dxa"/>
+        <w:bottom w:w="100" w:type="dxa"/>
+        <w:right w:w="100" w:type="dxa"/>
+      </w:tblCellMar>
+    </w:tblPr>
   </w:style>
   <w:style w:type="paragraph" w:styleId="Title">
     <w:name w:val="Title"/>
     <w:basedOn w:val="Normal"/>
     <w:next w:val="Normal"/>
+    <w:uiPriority w:val="10"/>
+    <w:qFormat/>
     <w:pPr>
-      <w:keepNext w:val="0"/>
-      <w:keepLines w:val="0"/>
-      <w:pageBreakBefore w:val="0"/>
-      <w:widowControl w:val="1"/>
       <w:pBdr>
-        <w:top w:space="0" w:sz="0" w:val="nil"/>
-        <w:left w:space="0" w:sz="0" w:val="nil"/>
-        <w:bottom w:space="0" w:sz="0" w:val="nil"/>
-        <w:right w:space="0" w:sz="0" w:val="nil"/>
-        <w:between w:space="0" w:sz="0" w:val="nil"/>
+        <w:top w:val="nil"/>
+        <w:left w:val="nil"/>
+        <w:bottom w:val="nil"/>
+        <w:right w:val="nil"/>
+        <w:between w:val="nil"/>
       </w:pBdr>
-      <w:shd w:fill="auto" w:val="clear"/>
-      <w:spacing w:after="0" w:before="0" w:line="240" w:lineRule="auto"/>
-      <w:ind w:left="0" w:right="0" w:firstLine="0"/>
-      <w:jc w:val="left"/>
     </w:pPr>
     <w:rPr>
-      <w:rFonts w:ascii="Times New Roman" w:cs="Times New Roman" w:eastAsia="Times New Roman" w:hAnsi="Times New Roman"/>
-      <w:b w:val="0"/>
-      <w:bCs w:val="0"/>
-      <w:i w:val="0"/>
-      <w:iCs w:val="0"/>
-      <w:smallCaps w:val="0"/>
-      <w:strike w:val="0"/>
       <w:color w:val="000000"/>
       <w:sz w:val="56"/>
       <w:szCs w:val="56"/>
-      <w:u w:val="none"/>
-      <w:shd w:fill="auto" w:val="clear"/>
-      <w:vertAlign w:val="baseline"/>
     </w:rPr>
   </w:style>
   <w:style w:type="paragraph" w:styleId="Subtitle">
     <w:name w:val="Subtitle"/>
     <w:basedOn w:val="Normal"/>
     <w:next w:val="Normal"/>
+    <w:uiPriority w:val="11"/>
+    <w:qFormat/>
     <w:pPr>
-      <w:keepNext w:val="1"/>
-      <w:keepLines w:val="1"/>
-      <w:pageBreakBefore w:val="0"/>
-      <w:spacing w:after="80" w:before="360" w:lineRule="auto"/>
+      <w:keepNext/>
+      <w:keepLines/>
+      <w:spacing w:before="360" w:after="80"/>
     </w:pPr>
     <w:rPr>
-      <w:rFonts w:ascii="Georgia" w:cs="Georgia" w:eastAsia="Georgia" w:hAnsi="Georgia"/>
-      <w:i w:val="1"/>
-      <w:iCs w:val="1"/>
+      <w:rFonts w:ascii="Georgia" w:eastAsia="Georgia" w:hAnsi="Georgia" w:cs="Georgia"/>
+      <w:i/>
+      <w:iCs/>
       <w:color w:val="666666"/>
       <w:sz w:val="48"/>
       <w:szCs w:val="48"/>
     </w:rPr>
   </w:style>
-  <w:style w:type="table" w:styleId="Table1">
-    <w:basedOn w:val="TableNormal"/>
+  <w:style w:type="table" w:customStyle="1" w:styleId="a">
+    <w:basedOn w:val="TableNormal0"/>
     <w:tblPr>
       <w:tblStyleRowBandSize w:val="1"/>
       <w:tblStyleColBandSize w:val="1"/>
       <w:tblCellMar>
-        <w:top w:w="0.0" w:type="dxa"/>
-        <w:left w:w="10.0" w:type="dxa"/>
-        <w:bottom w:w="0.0" w:type="dxa"/>
-        <w:right w:w="10.0" w:type="dxa"/>
+        <w:top w:w="0" w:type="dxa"/>
+        <w:left w:w="10" w:type="dxa"/>
+        <w:bottom w:w="0" w:type="dxa"/>
+        <w:right w:w="10" w:type="dxa"/>
       </w:tblCellMar>
     </w:tblPr>
   </w:style>
@@ -1579,17 +2053,17 @@
 </a:theme>
 </file>
 
-<file path=customXML/item1.xml><?xml version="1.0" encoding="utf-8"?>
+<file path=customXml/item1.xml><?xml version="1.0" encoding="utf-8"?>
 <go:gDocsCustomXmlDataStorage xmlns:go="http://customooxmlschemas.google.com/" xmlns:r="http://schemas.openxmlformats.org/officeDocument/2006/relationships" uri="GoogleDocsCustomDataVersion2">
   <go:docsCustomData xmlns:go="http://customooxmlschemas.google.com/" roundtripDataSignature="AMtx7mhCxm3LMFkbe0ebGaAaidKfLD2AZw==">CgMxLjA4AHIhMWE0T0pxNTVOZ0loUG1lV3U3MGNjWk5kUk81WkZwbkF1</go:docsCustomData>
 </go:gDocsCustomXmlDataStorage>
 </file>
 
-<file path=customXML/itemProps1.xml><?xml version="1.0" encoding="utf-8"?>
+<file path=customXml/itemProps1.xml><?xml version="1.0" encoding="utf-8"?>
 <ds:datastoreItem xmlns:ds="http://schemas.openxmlformats.org/officeDocument/2006/customXml" ds:itemID="{11111111-1234-1234-1234-123412341234}">
   <ds:schemaRefs>
+    <ds:schemaRef ds:uri="http://customooxmlschemas.google.com/"/>
     <ds:schemaRef ds:uri="http://schemas.openxmlformats.org/officeDocument/2006/relationships"/>
-    <ds:schemaRef ds:uri="http://customooxmlschemas.google.com/"/>
   </ds:schemaRefs>
 </ds:datastoreItem>
 </file>